--- a/lars/IOS/Lars_Jansen.docx
+++ b/lars/IOS/Lars_Jansen.docx
@@ -160,13 +160,12 @@
         <w:jc w:val="both"/>
         <w:rPr>
           <w:rFonts w:ascii="Arial" w:hAnsi="Arial" w:cs="Arial"/>
-          <w:sz w:val="16"/>
-        </w:rPr>
-      </w:pPr>
-      <w:r>
-        <w:rPr>
-          <w:rFonts w:ascii="Arial" w:hAnsi="Arial" w:cs="Arial"/>
-          <w:sz w:val="18"/>
+          <w:sz w:val="18"/>
+        </w:rPr>
+      </w:pPr>
+      <w:r>
+        <w:rPr>
+          <w:rFonts w:ascii="Arial" w:hAnsi="Arial" w:cs="Arial"/>
         </w:rPr>
         <w:t xml:space="preserve">Senior Software Engineer with </w:t>
       </w:r>
@@ -174,14 +173,12 @@
         <w:rPr>
           <w:rStyle w:val="Strong"/>
           <w:rFonts w:ascii="Arial" w:hAnsi="Arial" w:cs="Arial"/>
-          <w:sz w:val="18"/>
         </w:rPr>
         <w:t>9+ years</w:t>
       </w:r>
       <w:r>
         <w:rPr>
           <w:rFonts w:ascii="Arial" w:hAnsi="Arial" w:cs="Arial"/>
-          <w:sz w:val="18"/>
         </w:rPr>
         <w:t xml:space="preserve"> delivering </w:t>
       </w:r>
@@ -189,7 +186,6 @@
         <w:rPr>
           <w:rStyle w:val="Strong"/>
           <w:rFonts w:ascii="Arial" w:hAnsi="Arial" w:cs="Arial"/>
-          <w:sz w:val="18"/>
         </w:rPr>
         <w:t xml:space="preserve">production </w:t>
       </w:r>
@@ -198,7 +194,6 @@
         <w:rPr>
           <w:rStyle w:val="Strong"/>
           <w:rFonts w:ascii="Arial" w:hAnsi="Arial" w:cs="Arial"/>
-          <w:sz w:val="18"/>
         </w:rPr>
         <w:t>iOS</w:t>
       </w:r>
@@ -207,14 +202,12 @@
         <w:rPr>
           <w:rStyle w:val="Strong"/>
           <w:rFonts w:ascii="Arial" w:hAnsi="Arial" w:cs="Arial"/>
-          <w:sz w:val="18"/>
         </w:rPr>
         <w:t xml:space="preserve"> applications</w:t>
       </w:r>
       <w:r>
         <w:rPr>
           <w:rFonts w:ascii="Arial" w:hAnsi="Arial" w:cs="Arial"/>
-          <w:sz w:val="18"/>
         </w:rPr>
         <w:t xml:space="preserve"> and </w:t>
       </w:r>
@@ -222,14 +215,12 @@
         <w:rPr>
           <w:rStyle w:val="Strong"/>
           <w:rFonts w:ascii="Arial" w:hAnsi="Arial" w:cs="Arial"/>
-          <w:sz w:val="18"/>
         </w:rPr>
         <w:t>API-driven</w:t>
       </w:r>
       <w:r>
         <w:rPr>
           <w:rFonts w:ascii="Arial" w:hAnsi="Arial" w:cs="Arial"/>
-          <w:sz w:val="18"/>
         </w:rPr>
         <w:t xml:space="preserve"> product experiences with a strong backend-first mindset. Skilled at building </w:t>
       </w:r>
@@ -237,14 +228,12 @@
         <w:rPr>
           <w:rStyle w:val="Strong"/>
           <w:rFonts w:ascii="Arial" w:hAnsi="Arial" w:cs="Arial"/>
-          <w:sz w:val="18"/>
         </w:rPr>
         <w:t>Swift</w:t>
       </w:r>
       <w:r>
         <w:rPr>
           <w:rFonts w:ascii="Arial" w:hAnsi="Arial" w:cs="Arial"/>
-          <w:sz w:val="18"/>
         </w:rPr>
         <w:t xml:space="preserve"> / </w:t>
       </w:r>
@@ -253,7 +242,6 @@
         <w:rPr>
           <w:rStyle w:val="Strong"/>
           <w:rFonts w:ascii="Arial" w:hAnsi="Arial" w:cs="Arial"/>
-          <w:sz w:val="18"/>
         </w:rPr>
         <w:t>UIKit</w:t>
       </w:r>
@@ -261,7 +249,6 @@
       <w:r>
         <w:rPr>
           <w:rFonts w:ascii="Arial" w:hAnsi="Arial" w:cs="Arial"/>
-          <w:sz w:val="18"/>
         </w:rPr>
         <w:t xml:space="preserve"> / </w:t>
       </w:r>
@@ -270,7 +257,6 @@
         <w:rPr>
           <w:rStyle w:val="Strong"/>
           <w:rFonts w:ascii="Arial" w:hAnsi="Arial" w:cs="Arial"/>
-          <w:sz w:val="18"/>
         </w:rPr>
         <w:t>SwiftUI</w:t>
       </w:r>
@@ -278,7 +264,6 @@
       <w:r>
         <w:rPr>
           <w:rFonts w:ascii="Arial" w:hAnsi="Arial" w:cs="Arial"/>
-          <w:sz w:val="18"/>
         </w:rPr>
         <w:t xml:space="preserve"> features that stay fast and stable under real-world constraints—network variability, large datasets, background execution, and strict security requirements. Known for </w:t>
       </w:r>
@@ -286,14 +271,12 @@
         <w:rPr>
           <w:rStyle w:val="Strong"/>
           <w:rFonts w:ascii="Arial" w:hAnsi="Arial" w:cs="Arial"/>
-          <w:sz w:val="18"/>
         </w:rPr>
         <w:t>reliable integrations</w:t>
       </w:r>
       <w:r>
         <w:rPr>
           <w:rFonts w:ascii="Arial" w:hAnsi="Arial" w:cs="Arial"/>
-          <w:sz w:val="18"/>
         </w:rPr>
         <w:t xml:space="preserve"> (REST, </w:t>
       </w:r>
@@ -301,7 +284,6 @@
       <w:r>
         <w:rPr>
           <w:rFonts w:ascii="Arial" w:hAnsi="Arial" w:cs="Arial"/>
-          <w:sz w:val="18"/>
         </w:rPr>
         <w:t>webhooks</w:t>
       </w:r>
@@ -309,7 +291,6 @@
       <w:r>
         <w:rPr>
           <w:rFonts w:ascii="Arial" w:hAnsi="Arial" w:cs="Arial"/>
-          <w:sz w:val="18"/>
         </w:rPr>
         <w:t xml:space="preserve">, </w:t>
       </w:r>
@@ -317,7 +298,6 @@
       <w:r>
         <w:rPr>
           <w:rFonts w:ascii="Arial" w:hAnsi="Arial" w:cs="Arial"/>
-          <w:sz w:val="18"/>
         </w:rPr>
         <w:t>WebSockets</w:t>
       </w:r>
@@ -325,7 +305,6 @@
       <w:r>
         <w:rPr>
           <w:rFonts w:ascii="Arial" w:hAnsi="Arial" w:cs="Arial"/>
-          <w:sz w:val="18"/>
         </w:rPr>
         <w:t xml:space="preserve">), disciplined </w:t>
       </w:r>
@@ -333,14 +312,12 @@
         <w:rPr>
           <w:rStyle w:val="Strong"/>
           <w:rFonts w:ascii="Arial" w:hAnsi="Arial" w:cs="Arial"/>
-          <w:sz w:val="18"/>
         </w:rPr>
         <w:t>offline-first</w:t>
       </w:r>
       <w:r>
         <w:rPr>
           <w:rFonts w:ascii="Arial" w:hAnsi="Arial" w:cs="Arial"/>
-          <w:sz w:val="18"/>
         </w:rPr>
         <w:t xml:space="preserve"> patterns, and strong </w:t>
       </w:r>
@@ -349,7 +326,6 @@
         <w:rPr>
           <w:rStyle w:val="Strong"/>
           <w:rFonts w:ascii="Arial" w:hAnsi="Arial" w:cs="Arial"/>
-          <w:sz w:val="18"/>
         </w:rPr>
         <w:t>observability</w:t>
       </w:r>
@@ -357,7 +333,6 @@
       <w:r>
         <w:rPr>
           <w:rFonts w:ascii="Arial" w:hAnsi="Arial" w:cs="Arial"/>
-          <w:sz w:val="18"/>
         </w:rPr>
         <w:t xml:space="preserve"> using structured logging, tracing, dashboards, and actionable alerts across mobile + services. Hands-on with </w:t>
       </w:r>
@@ -365,14 +340,12 @@
         <w:rPr>
           <w:rStyle w:val="Strong"/>
           <w:rFonts w:ascii="Arial" w:hAnsi="Arial" w:cs="Arial"/>
-          <w:sz w:val="18"/>
         </w:rPr>
         <w:t>AWS (primary)</w:t>
       </w:r>
       <w:r>
         <w:rPr>
           <w:rFonts w:ascii="Arial" w:hAnsi="Arial" w:cs="Arial"/>
-          <w:sz w:val="18"/>
         </w:rPr>
         <w:t xml:space="preserve"> and Azure delivery, </w:t>
       </w:r>
@@ -381,7 +354,6 @@
         <w:rPr>
           <w:rStyle w:val="Strong"/>
           <w:rFonts w:ascii="Arial" w:hAnsi="Arial" w:cs="Arial"/>
-          <w:sz w:val="18"/>
         </w:rPr>
         <w:t>Docker</w:t>
       </w:r>
@@ -390,7 +362,6 @@
         <w:rPr>
           <w:rStyle w:val="Strong"/>
           <w:rFonts w:ascii="Arial" w:hAnsi="Arial" w:cs="Arial"/>
-          <w:sz w:val="18"/>
         </w:rPr>
         <w:t>/</w:t>
       </w:r>
@@ -399,7 +370,6 @@
         <w:rPr>
           <w:rStyle w:val="Strong"/>
           <w:rFonts w:ascii="Arial" w:hAnsi="Arial" w:cs="Arial"/>
-          <w:sz w:val="18"/>
         </w:rPr>
         <w:t>Kubernetes</w:t>
       </w:r>
@@ -407,7 +377,6 @@
       <w:r>
         <w:rPr>
           <w:rFonts w:ascii="Arial" w:hAnsi="Arial" w:cs="Arial"/>
-          <w:sz w:val="18"/>
         </w:rPr>
         <w:t xml:space="preserve">, </w:t>
       </w:r>
@@ -415,14 +384,12 @@
         <w:rPr>
           <w:rStyle w:val="Strong"/>
           <w:rFonts w:ascii="Arial" w:hAnsi="Arial" w:cs="Arial"/>
-          <w:sz w:val="18"/>
         </w:rPr>
         <w:t>CI/CD</w:t>
       </w:r>
       <w:r>
         <w:rPr>
           <w:rFonts w:ascii="Arial" w:hAnsi="Arial" w:cs="Arial"/>
-          <w:sz w:val="18"/>
         </w:rPr>
         <w:t xml:space="preserve">, and performance work across </w:t>
       </w:r>
@@ -431,7 +398,6 @@
         <w:rPr>
           <w:rStyle w:val="Strong"/>
           <w:rFonts w:ascii="Arial" w:hAnsi="Arial" w:cs="Arial"/>
-          <w:sz w:val="18"/>
         </w:rPr>
         <w:t>PostgreSQL</w:t>
       </w:r>
@@ -440,7 +406,6 @@
         <w:rPr>
           <w:rStyle w:val="Strong"/>
           <w:rFonts w:ascii="Arial" w:hAnsi="Arial" w:cs="Arial"/>
-          <w:sz w:val="18"/>
         </w:rPr>
         <w:t xml:space="preserve"> + </w:t>
       </w:r>
@@ -449,7 +414,6 @@
         <w:rPr>
           <w:rStyle w:val="Strong"/>
           <w:rFonts w:ascii="Arial" w:hAnsi="Arial" w:cs="Arial"/>
-          <w:sz w:val="18"/>
         </w:rPr>
         <w:t>Redis</w:t>
       </w:r>
@@ -457,7 +421,6 @@
       <w:r>
         <w:rPr>
           <w:rFonts w:ascii="Arial" w:hAnsi="Arial" w:cs="Arial"/>
-          <w:sz w:val="18"/>
         </w:rPr>
         <w:t xml:space="preserve"> to improve latency, stability, and cost without sacrificing correctness.</w:t>
       </w:r>
@@ -482,21 +445,22 @@
     </w:p>
     <w:p>
       <w:pPr>
-        <w:pStyle w:val="NormalWeb"/>
+        <w:pStyle w:val="ListParagraph"/>
         <w:numPr>
           <w:ilvl w:val="0"/>
-          <w:numId w:val="14"/>
+          <w:numId w:val="26"/>
         </w:numPr>
-        <w:rPr>
-          <w:rFonts w:ascii="Arial" w:hAnsi="Arial" w:cs="Arial"/>
-          <w:sz w:val="18"/>
-        </w:rPr>
-      </w:pPr>
-      <w:proofErr w:type="spellStart"/>
-      <w:r>
-        <w:rPr>
-          <w:rStyle w:val="Strong"/>
-          <w:rFonts w:ascii="Arial" w:hAnsi="Arial" w:cs="Arial"/>
+        <w:jc w:val="both"/>
+        <w:rPr>
+          <w:rFonts w:ascii="Arial" w:hAnsi="Arial" w:cs="Arial"/>
+          <w:sz w:val="18"/>
+        </w:rPr>
+      </w:pPr>
+      <w:proofErr w:type="spellStart"/>
+      <w:r>
+        <w:rPr>
+          <w:rFonts w:ascii="Arial" w:hAnsi="Arial" w:cs="Arial"/>
+          <w:b/>
           <w:sz w:val="18"/>
         </w:rPr>
         <w:t>iOS</w:t>
@@ -504,27 +468,28 @@
       <w:proofErr w:type="spellEnd"/>
       <w:r>
         <w:rPr>
-          <w:rStyle w:val="Strong"/>
-          <w:rFonts w:ascii="Arial" w:hAnsi="Arial" w:cs="Arial"/>
-          <w:sz w:val="18"/>
-        </w:rPr>
-        <w:t xml:space="preserve"> &amp; Mobile</w:t>
-      </w:r>
-      <w:r>
-        <w:rPr>
-          <w:rFonts w:ascii="Arial" w:hAnsi="Arial" w:cs="Arial"/>
-          <w:sz w:val="18"/>
-        </w:rPr>
-        <w:t xml:space="preserve"> — </w:t>
-      </w:r>
-      <w:r>
-        <w:rPr>
-          <w:rStyle w:val="Strong"/>
-          <w:rFonts w:ascii="Arial" w:hAnsi="Arial" w:cs="Arial"/>
-          <w:sz w:val="18"/>
-        </w:rPr>
-        <w:t>Swift</w:t>
-      </w:r>
+          <w:rFonts w:ascii="Arial" w:hAnsi="Arial" w:cs="Arial"/>
+          <w:b/>
+          <w:sz w:val="18"/>
+        </w:rPr>
+        <w:t xml:space="preserve"> &amp; Mobile —</w:t>
+      </w:r>
+      <w:r>
+        <w:rPr>
+          <w:rFonts w:ascii="Arial" w:hAnsi="Arial" w:cs="Arial"/>
+          <w:sz w:val="18"/>
+        </w:rPr>
+        <w:t xml:space="preserve"> Swift, </w:t>
+      </w:r>
+      <w:proofErr w:type="spellStart"/>
+      <w:r>
+        <w:rPr>
+          <w:rFonts w:ascii="Arial" w:hAnsi="Arial" w:cs="Arial"/>
+          <w:sz w:val="18"/>
+        </w:rPr>
+        <w:t>UIKit</w:t>
+      </w:r>
+      <w:proofErr w:type="spellEnd"/>
       <w:r>
         <w:rPr>
           <w:rFonts w:ascii="Arial" w:hAnsi="Arial" w:cs="Arial"/>
@@ -535,24 +500,6 @@
       <w:proofErr w:type="spellStart"/>
       <w:r>
         <w:rPr>
-          <w:rStyle w:val="Strong"/>
-          <w:rFonts w:ascii="Arial" w:hAnsi="Arial" w:cs="Arial"/>
-          <w:sz w:val="18"/>
-        </w:rPr>
-        <w:t>UIKit</w:t>
-      </w:r>
-      <w:proofErr w:type="spellEnd"/>
-      <w:r>
-        <w:rPr>
-          <w:rFonts w:ascii="Arial" w:hAnsi="Arial" w:cs="Arial"/>
-          <w:sz w:val="18"/>
-        </w:rPr>
-        <w:t xml:space="preserve">, </w:t>
-      </w:r>
-      <w:proofErr w:type="spellStart"/>
-      <w:r>
-        <w:rPr>
-          <w:rStyle w:val="Strong"/>
           <w:rFonts w:ascii="Arial" w:hAnsi="Arial" w:cs="Arial"/>
           <w:sz w:val="18"/>
         </w:rPr>
@@ -564,42 +511,11 @@
           <w:rFonts w:ascii="Arial" w:hAnsi="Arial" w:cs="Arial"/>
           <w:sz w:val="18"/>
         </w:rPr>
-        <w:t xml:space="preserve">, </w:t>
-      </w:r>
-      <w:r>
-        <w:rPr>
-          <w:rStyle w:val="Strong"/>
-          <w:rFonts w:ascii="Arial" w:hAnsi="Arial" w:cs="Arial"/>
-          <w:sz w:val="18"/>
-        </w:rPr>
-        <w:t>Combine</w:t>
-      </w:r>
-      <w:r>
-        <w:rPr>
-          <w:rFonts w:ascii="Arial" w:hAnsi="Arial" w:cs="Arial"/>
-          <w:sz w:val="18"/>
-        </w:rPr>
-        <w:t xml:space="preserve">, </w:t>
-      </w:r>
-      <w:r>
-        <w:rPr>
-          <w:rStyle w:val="Strong"/>
-          <w:rFonts w:ascii="Arial" w:hAnsi="Arial" w:cs="Arial"/>
-          <w:sz w:val="18"/>
-        </w:rPr>
-        <w:t>Concurrency</w:t>
-      </w:r>
-      <w:r>
-        <w:rPr>
-          <w:rFonts w:ascii="Arial" w:hAnsi="Arial" w:cs="Arial"/>
-          <w:sz w:val="18"/>
-        </w:rPr>
-        <w:t xml:space="preserve">, </w:t>
-      </w:r>
-      <w:proofErr w:type="spellStart"/>
-      <w:r>
-        <w:rPr>
-          <w:rStyle w:val="Strong"/>
+        <w:t xml:space="preserve">, Combine, Concurrency, </w:t>
+      </w:r>
+      <w:proofErr w:type="spellStart"/>
+      <w:r>
+        <w:rPr>
           <w:rFonts w:ascii="Arial" w:hAnsi="Arial" w:cs="Arial"/>
           <w:sz w:val="18"/>
         </w:rPr>
@@ -611,27 +527,11 @@
           <w:rFonts w:ascii="Arial" w:hAnsi="Arial" w:cs="Arial"/>
           <w:sz w:val="18"/>
         </w:rPr>
-        <w:t xml:space="preserve">, </w:t>
-      </w:r>
-      <w:r>
-        <w:rPr>
-          <w:rStyle w:val="Strong"/>
-          <w:rFonts w:ascii="Arial" w:hAnsi="Arial" w:cs="Arial"/>
-          <w:sz w:val="18"/>
-        </w:rPr>
-        <w:t>REST integrations</w:t>
-      </w:r>
-      <w:r>
-        <w:rPr>
-          <w:rFonts w:ascii="Arial" w:hAnsi="Arial" w:cs="Arial"/>
-          <w:sz w:val="18"/>
-        </w:rPr>
-        <w:t xml:space="preserve">, </w:t>
-      </w:r>
-      <w:proofErr w:type="spellStart"/>
-      <w:r>
-        <w:rPr>
-          <w:rStyle w:val="Strong"/>
+        <w:t xml:space="preserve">, REST integrations, </w:t>
+      </w:r>
+      <w:proofErr w:type="spellStart"/>
+      <w:r>
+        <w:rPr>
           <w:rFonts w:ascii="Arial" w:hAnsi="Arial" w:cs="Arial"/>
           <w:sz w:val="18"/>
         </w:rPr>
@@ -643,130 +543,40 @@
           <w:rFonts w:ascii="Arial" w:hAnsi="Arial" w:cs="Arial"/>
           <w:sz w:val="18"/>
         </w:rPr>
-        <w:t xml:space="preserve">, </w:t>
-      </w:r>
-      <w:r>
-        <w:rPr>
-          <w:rStyle w:val="Strong"/>
-          <w:rFonts w:ascii="Arial" w:hAnsi="Arial" w:cs="Arial"/>
-          <w:sz w:val="18"/>
-        </w:rPr>
-        <w:t>push notifications</w:t>
-      </w:r>
-      <w:r>
-        <w:rPr>
-          <w:rFonts w:ascii="Arial" w:hAnsi="Arial" w:cs="Arial"/>
-          <w:sz w:val="18"/>
-        </w:rPr>
-        <w:t xml:space="preserve">, </w:t>
-      </w:r>
-      <w:r>
-        <w:rPr>
-          <w:rStyle w:val="Strong"/>
-          <w:rFonts w:ascii="Arial" w:hAnsi="Arial" w:cs="Arial"/>
-          <w:sz w:val="18"/>
-        </w:rPr>
-        <w:t>Deep Links</w:t>
-      </w:r>
-      <w:r>
-        <w:rPr>
-          <w:rFonts w:ascii="Arial" w:hAnsi="Arial" w:cs="Arial"/>
-          <w:sz w:val="18"/>
-        </w:rPr>
-        <w:t xml:space="preserve">, </w:t>
-      </w:r>
-      <w:r>
-        <w:rPr>
-          <w:rStyle w:val="Strong"/>
-          <w:rFonts w:ascii="Arial" w:hAnsi="Arial" w:cs="Arial"/>
-          <w:sz w:val="18"/>
-        </w:rPr>
-        <w:t>background tasks</w:t>
-      </w:r>
-      <w:r>
-        <w:rPr>
-          <w:rFonts w:ascii="Arial" w:hAnsi="Arial" w:cs="Arial"/>
-          <w:sz w:val="18"/>
-        </w:rPr>
-        <w:t xml:space="preserve">, </w:t>
-      </w:r>
-      <w:r>
-        <w:rPr>
-          <w:rStyle w:val="Strong"/>
-          <w:rFonts w:ascii="Arial" w:hAnsi="Arial" w:cs="Arial"/>
-          <w:sz w:val="18"/>
-        </w:rPr>
-        <w:t>Keychain</w:t>
-      </w:r>
-      <w:r>
-        <w:rPr>
-          <w:rFonts w:ascii="Arial" w:hAnsi="Arial" w:cs="Arial"/>
-          <w:sz w:val="18"/>
-        </w:rPr>
-        <w:t xml:space="preserve">, </w:t>
-      </w:r>
-      <w:r>
-        <w:rPr>
-          <w:rStyle w:val="Strong"/>
-          <w:rFonts w:ascii="Arial" w:hAnsi="Arial" w:cs="Arial"/>
-          <w:sz w:val="18"/>
-        </w:rPr>
-        <w:t>offline-first</w:t>
-      </w:r>
-      <w:r>
-        <w:rPr>
-          <w:rFonts w:ascii="Arial" w:hAnsi="Arial" w:cs="Arial"/>
-          <w:sz w:val="18"/>
-        </w:rPr>
-        <w:t xml:space="preserve"> patterns, caching, pagination/filtering/sorting UX, accessibility, performance profiling, crash triage, App Store release hygiene</w:t>
+        <w:t>, push notifications, Deep Links, background tasks, Keychain, offline-first patterns, caching, pagination/filtering/sorting UX, accessibility, performance profiling, crash triage, App Store release hygiene</w:t>
       </w:r>
     </w:p>
     <w:p>
       <w:pPr>
-        <w:pStyle w:val="NormalWeb"/>
+        <w:pStyle w:val="ListParagraph"/>
         <w:numPr>
           <w:ilvl w:val="0"/>
-          <w:numId w:val="14"/>
+          <w:numId w:val="26"/>
         </w:numPr>
-        <w:rPr>
-          <w:rFonts w:ascii="Arial" w:hAnsi="Arial" w:cs="Arial"/>
-          <w:sz w:val="18"/>
-        </w:rPr>
-      </w:pPr>
-      <w:r>
-        <w:rPr>
-          <w:rStyle w:val="Strong"/>
-          <w:rFonts w:ascii="Arial" w:hAnsi="Arial" w:cs="Arial"/>
-          <w:sz w:val="18"/>
-        </w:rPr>
-        <w:t>Backend &amp; APIs</w:t>
-      </w:r>
-      <w:r>
-        <w:rPr>
-          <w:rFonts w:ascii="Arial" w:hAnsi="Arial" w:cs="Arial"/>
-          <w:sz w:val="18"/>
-        </w:rPr>
-        <w:t xml:space="preserve"> — </w:t>
-      </w:r>
-      <w:r>
-        <w:rPr>
-          <w:rStyle w:val="Strong"/>
-          <w:rFonts w:ascii="Arial" w:hAnsi="Arial" w:cs="Arial"/>
-          <w:sz w:val="18"/>
-        </w:rPr>
-        <w:t>Node.js</w:t>
-      </w:r>
-      <w:r>
-        <w:rPr>
-          <w:rFonts w:ascii="Arial" w:hAnsi="Arial" w:cs="Arial"/>
-          <w:sz w:val="18"/>
-        </w:rPr>
-        <w:t xml:space="preserve">, </w:t>
-      </w:r>
-      <w:proofErr w:type="spellStart"/>
-      <w:r>
-        <w:rPr>
-          <w:rStyle w:val="Strong"/>
+        <w:jc w:val="both"/>
+        <w:rPr>
+          <w:rFonts w:ascii="Arial" w:hAnsi="Arial" w:cs="Arial"/>
+          <w:sz w:val="18"/>
+        </w:rPr>
+      </w:pPr>
+      <w:r>
+        <w:rPr>
+          <w:rFonts w:ascii="Arial" w:hAnsi="Arial" w:cs="Arial"/>
+          <w:b/>
+          <w:sz w:val="18"/>
+        </w:rPr>
+        <w:t>Backend &amp; APIs —</w:t>
+      </w:r>
+      <w:r>
+        <w:rPr>
+          <w:rFonts w:ascii="Arial" w:hAnsi="Arial" w:cs="Arial"/>
+          <w:sz w:val="18"/>
+        </w:rPr>
+        <w:t xml:space="preserve"> Node.js, </w:t>
+      </w:r>
+      <w:proofErr w:type="spellStart"/>
+      <w:r>
+        <w:rPr>
           <w:rFonts w:ascii="Arial" w:hAnsi="Arial" w:cs="Arial"/>
           <w:sz w:val="18"/>
         </w:rPr>
@@ -863,35 +673,35 @@
     </w:p>
     <w:p>
       <w:pPr>
-        <w:pStyle w:val="NormalWeb"/>
+        <w:pStyle w:val="ListParagraph"/>
         <w:numPr>
           <w:ilvl w:val="0"/>
-          <w:numId w:val="14"/>
+          <w:numId w:val="26"/>
         </w:numPr>
-        <w:rPr>
-          <w:rFonts w:ascii="Arial" w:hAnsi="Arial" w:cs="Arial"/>
-          <w:sz w:val="18"/>
-        </w:rPr>
-      </w:pPr>
-      <w:r>
-        <w:rPr>
-          <w:rStyle w:val="Strong"/>
-          <w:rFonts w:ascii="Arial" w:hAnsi="Arial" w:cs="Arial"/>
-          <w:sz w:val="18"/>
-        </w:rPr>
-        <w:t>Data, Messaging &amp; Search</w:t>
-      </w:r>
-      <w:r>
-        <w:rPr>
-          <w:rFonts w:ascii="Arial" w:hAnsi="Arial" w:cs="Arial"/>
-          <w:sz w:val="18"/>
-        </w:rPr>
-        <w:t xml:space="preserve"> — Relational: </w:t>
-      </w:r>
-      <w:proofErr w:type="spellStart"/>
-      <w:r>
-        <w:rPr>
-          <w:rStyle w:val="Strong"/>
+        <w:jc w:val="both"/>
+        <w:rPr>
+          <w:rFonts w:ascii="Arial" w:hAnsi="Arial" w:cs="Arial"/>
+          <w:sz w:val="18"/>
+        </w:rPr>
+      </w:pPr>
+      <w:r>
+        <w:rPr>
+          <w:rFonts w:ascii="Arial" w:hAnsi="Arial" w:cs="Arial"/>
+          <w:b/>
+          <w:sz w:val="18"/>
+        </w:rPr>
+        <w:t>Data, Messaging &amp; Search —</w:t>
+      </w:r>
+      <w:r>
+        <w:rPr>
+          <w:rFonts w:ascii="Arial" w:hAnsi="Arial" w:cs="Arial"/>
+          <w:sz w:val="18"/>
+        </w:rPr>
+        <w:t xml:space="preserve"> Relational: </w:t>
+      </w:r>
+      <w:proofErr w:type="spellStart"/>
+      <w:r>
+        <w:rPr>
           <w:rFonts w:ascii="Arial" w:hAnsi="Arial" w:cs="Arial"/>
           <w:sz w:val="18"/>
         </w:rPr>
@@ -903,16 +713,49 @@
           <w:rFonts w:ascii="Arial" w:hAnsi="Arial" w:cs="Arial"/>
           <w:sz w:val="18"/>
         </w:rPr>
+        <w:t xml:space="preserve">, MySQL, SQL Server, </w:t>
+      </w:r>
+      <w:proofErr w:type="spellStart"/>
+      <w:r>
+        <w:rPr>
+          <w:rFonts w:ascii="Arial" w:hAnsi="Arial" w:cs="Arial"/>
+          <w:sz w:val="18"/>
+        </w:rPr>
+        <w:t>NoSQL</w:t>
+      </w:r>
+      <w:proofErr w:type="spellEnd"/>
+      <w:r>
+        <w:rPr>
+          <w:rFonts w:ascii="Arial" w:hAnsi="Arial" w:cs="Arial"/>
+          <w:sz w:val="18"/>
+        </w:rPr>
+        <w:t xml:space="preserve">: </w:t>
+      </w:r>
+      <w:proofErr w:type="spellStart"/>
+      <w:r>
+        <w:rPr>
+          <w:rFonts w:ascii="Arial" w:hAnsi="Arial" w:cs="Arial"/>
+          <w:sz w:val="18"/>
+        </w:rPr>
+        <w:t>Redis</w:t>
+      </w:r>
+      <w:proofErr w:type="spellEnd"/>
+      <w:r>
+        <w:rPr>
+          <w:rFonts w:ascii="Arial" w:hAnsi="Arial" w:cs="Arial"/>
+          <w:sz w:val="18"/>
+        </w:rPr>
         <w:t xml:space="preserve">, </w:t>
       </w:r>
-      <w:r>
-        <w:rPr>
-          <w:rStyle w:val="Strong"/>
-          <w:rFonts w:ascii="Arial" w:hAnsi="Arial" w:cs="Arial"/>
-          <w:sz w:val="18"/>
-        </w:rPr>
-        <w:t>MySQL</w:t>
-      </w:r>
+      <w:proofErr w:type="spellStart"/>
+      <w:r>
+        <w:rPr>
+          <w:rFonts w:ascii="Arial" w:hAnsi="Arial" w:cs="Arial"/>
+          <w:sz w:val="18"/>
+        </w:rPr>
+        <w:t>MongoDB</w:t>
+      </w:r>
+      <w:proofErr w:type="spellEnd"/>
       <w:r>
         <w:rPr>
           <w:rFonts w:ascii="Arial" w:hAnsi="Arial" w:cs="Arial"/>
@@ -920,75 +763,9 @@
         </w:rPr>
         <w:t xml:space="preserve">, </w:t>
       </w:r>
-      <w:r>
-        <w:rPr>
-          <w:rStyle w:val="Strong"/>
-          <w:rFonts w:ascii="Arial" w:hAnsi="Arial" w:cs="Arial"/>
-          <w:sz w:val="18"/>
-        </w:rPr>
-        <w:t>SQL Server</w:t>
-      </w:r>
-      <w:r>
-        <w:rPr>
-          <w:rFonts w:ascii="Arial" w:hAnsi="Arial" w:cs="Arial"/>
-          <w:sz w:val="18"/>
-        </w:rPr>
-        <w:t xml:space="preserve">, </w:t>
-      </w:r>
-      <w:proofErr w:type="spellStart"/>
-      <w:r>
-        <w:rPr>
-          <w:rFonts w:ascii="Arial" w:hAnsi="Arial" w:cs="Arial"/>
-          <w:sz w:val="18"/>
-        </w:rPr>
-        <w:t>NoSQL</w:t>
-      </w:r>
-      <w:proofErr w:type="spellEnd"/>
-      <w:r>
-        <w:rPr>
-          <w:rFonts w:ascii="Arial" w:hAnsi="Arial" w:cs="Arial"/>
-          <w:sz w:val="18"/>
-        </w:rPr>
-        <w:t xml:space="preserve">: </w:t>
-      </w:r>
-      <w:proofErr w:type="spellStart"/>
-      <w:r>
-        <w:rPr>
-          <w:rStyle w:val="Strong"/>
-          <w:rFonts w:ascii="Arial" w:hAnsi="Arial" w:cs="Arial"/>
-          <w:sz w:val="18"/>
-        </w:rPr>
-        <w:t>Redis</w:t>
-      </w:r>
-      <w:proofErr w:type="spellEnd"/>
-      <w:r>
-        <w:rPr>
-          <w:rFonts w:ascii="Arial" w:hAnsi="Arial" w:cs="Arial"/>
-          <w:sz w:val="18"/>
-        </w:rPr>
-        <w:t xml:space="preserve">, </w:t>
-      </w:r>
-      <w:proofErr w:type="spellStart"/>
-      <w:r>
-        <w:rPr>
-          <w:rStyle w:val="Strong"/>
-          <w:rFonts w:ascii="Arial" w:hAnsi="Arial" w:cs="Arial"/>
-          <w:sz w:val="18"/>
-        </w:rPr>
-        <w:t>MongoDB</w:t>
-      </w:r>
-      <w:proofErr w:type="spellEnd"/>
-      <w:r>
-        <w:rPr>
-          <w:rFonts w:ascii="Arial" w:hAnsi="Arial" w:cs="Arial"/>
-          <w:sz w:val="18"/>
-        </w:rPr>
-        <w:t xml:space="preserve">, </w:t>
-      </w:r>
-      <w:proofErr w:type="spellStart"/>
-      <w:r>
-        <w:rPr>
-          <w:rStyle w:val="Strong"/>
+      <w:proofErr w:type="spellStart"/>
+      <w:r>
+        <w:rPr>
           <w:rFonts w:ascii="Arial" w:hAnsi="Arial" w:cs="Arial"/>
           <w:sz w:val="18"/>
         </w:rPr>
@@ -1000,42 +777,11 @@
           <w:rFonts w:ascii="Arial" w:hAnsi="Arial" w:cs="Arial"/>
           <w:sz w:val="18"/>
         </w:rPr>
-        <w:t xml:space="preserve">, Queues/streams: </w:t>
-      </w:r>
-      <w:r>
-        <w:rPr>
-          <w:rStyle w:val="Strong"/>
-          <w:rFonts w:ascii="Arial" w:hAnsi="Arial" w:cs="Arial"/>
-          <w:sz w:val="18"/>
-        </w:rPr>
-        <w:t>AWS SQS/SNS</w:t>
-      </w:r>
-      <w:r>
-        <w:rPr>
-          <w:rFonts w:ascii="Arial" w:hAnsi="Arial" w:cs="Arial"/>
-          <w:sz w:val="18"/>
-        </w:rPr>
-        <w:t xml:space="preserve">, </w:t>
-      </w:r>
-      <w:r>
-        <w:rPr>
-          <w:rStyle w:val="Strong"/>
-          <w:rFonts w:ascii="Arial" w:hAnsi="Arial" w:cs="Arial"/>
-          <w:sz w:val="18"/>
-        </w:rPr>
-        <w:t>Kafka</w:t>
-      </w:r>
-      <w:r>
-        <w:rPr>
-          <w:rFonts w:ascii="Arial" w:hAnsi="Arial" w:cs="Arial"/>
-          <w:sz w:val="18"/>
-        </w:rPr>
-        <w:t xml:space="preserve">, </w:t>
-      </w:r>
-      <w:proofErr w:type="spellStart"/>
-      <w:r>
-        <w:rPr>
-          <w:rStyle w:val="Strong"/>
+        <w:t xml:space="preserve">, Queues/streams: AWS SQS/SNS, Kafka, </w:t>
+      </w:r>
+      <w:proofErr w:type="spellStart"/>
+      <w:r>
+        <w:rPr>
           <w:rFonts w:ascii="Arial" w:hAnsi="Arial" w:cs="Arial"/>
           <w:sz w:val="18"/>
         </w:rPr>
@@ -1052,7 +798,6 @@
       <w:proofErr w:type="spellStart"/>
       <w:r>
         <w:rPr>
-          <w:rStyle w:val="Strong"/>
           <w:rFonts w:ascii="Arial" w:hAnsi="Arial" w:cs="Arial"/>
           <w:sz w:val="18"/>
         </w:rPr>
@@ -1064,42 +809,11 @@
           <w:rFonts w:ascii="Arial" w:hAnsi="Arial" w:cs="Arial"/>
           <w:sz w:val="18"/>
         </w:rPr>
-        <w:t xml:space="preserve">, </w:t>
-      </w:r>
-      <w:r>
-        <w:rPr>
-          <w:rStyle w:val="Strong"/>
-          <w:rFonts w:ascii="Arial" w:hAnsi="Arial" w:cs="Arial"/>
-          <w:sz w:val="18"/>
-        </w:rPr>
-        <w:t>OpenSearch</w:t>
-      </w:r>
-      <w:r>
-        <w:rPr>
-          <w:rFonts w:ascii="Arial" w:hAnsi="Arial" w:cs="Arial"/>
-          <w:sz w:val="18"/>
-        </w:rPr>
-        <w:t xml:space="preserve">, Analytics: </w:t>
-      </w:r>
-      <w:r>
-        <w:rPr>
-          <w:rStyle w:val="Strong"/>
-          <w:rFonts w:ascii="Arial" w:hAnsi="Arial" w:cs="Arial"/>
-          <w:sz w:val="18"/>
-        </w:rPr>
-        <w:t>Redshift</w:t>
-      </w:r>
-      <w:r>
-        <w:rPr>
-          <w:rFonts w:ascii="Arial" w:hAnsi="Arial" w:cs="Arial"/>
-          <w:sz w:val="18"/>
-        </w:rPr>
-        <w:t xml:space="preserve">, </w:t>
-      </w:r>
-      <w:proofErr w:type="spellStart"/>
-      <w:r>
-        <w:rPr>
-          <w:rStyle w:val="Strong"/>
+        <w:t xml:space="preserve">, OpenSearch, Analytics: Redshift, </w:t>
+      </w:r>
+      <w:proofErr w:type="spellStart"/>
+      <w:r>
+        <w:rPr>
           <w:rFonts w:ascii="Arial" w:hAnsi="Arial" w:cs="Arial"/>
           <w:sz w:val="18"/>
         </w:rPr>
@@ -1116,20 +830,21 @@
     </w:p>
     <w:p>
       <w:pPr>
-        <w:pStyle w:val="NormalWeb"/>
+        <w:pStyle w:val="ListParagraph"/>
         <w:numPr>
           <w:ilvl w:val="0"/>
-          <w:numId w:val="14"/>
+          <w:numId w:val="26"/>
         </w:numPr>
-        <w:rPr>
-          <w:rFonts w:ascii="Arial" w:hAnsi="Arial" w:cs="Arial"/>
-          <w:sz w:val="18"/>
-        </w:rPr>
-      </w:pPr>
-      <w:r>
-        <w:rPr>
-          <w:rStyle w:val="Strong"/>
-          <w:rFonts w:ascii="Arial" w:hAnsi="Arial" w:cs="Arial"/>
+        <w:jc w:val="both"/>
+        <w:rPr>
+          <w:rFonts w:ascii="Arial" w:hAnsi="Arial" w:cs="Arial"/>
+          <w:sz w:val="18"/>
+        </w:rPr>
+      </w:pPr>
+      <w:r>
+        <w:rPr>
+          <w:rFonts w:ascii="Arial" w:hAnsi="Arial" w:cs="Arial"/>
+          <w:b/>
           <w:sz w:val="18"/>
         </w:rPr>
         <w:t xml:space="preserve">Cloud &amp; </w:t>
@@ -1137,8 +852,8 @@
       <w:proofErr w:type="spellStart"/>
       <w:r>
         <w:rPr>
-          <w:rStyle w:val="Strong"/>
-          <w:rFonts w:ascii="Arial" w:hAnsi="Arial" w:cs="Arial"/>
+          <w:rFonts w:ascii="Arial" w:hAnsi="Arial" w:cs="Arial"/>
+          <w:b/>
           <w:sz w:val="18"/>
         </w:rPr>
         <w:t>DevOps</w:t>
@@ -1147,33 +862,43 @@
       <w:r>
         <w:rPr>
           <w:rFonts w:ascii="Arial" w:hAnsi="Arial" w:cs="Arial"/>
-          <w:sz w:val="18"/>
-        </w:rPr>
-        <w:t xml:space="preserve"> — </w:t>
-      </w:r>
-      <w:r>
-        <w:rPr>
-          <w:rStyle w:val="Strong"/>
-          <w:rFonts w:ascii="Arial" w:hAnsi="Arial" w:cs="Arial"/>
-          <w:sz w:val="18"/>
-        </w:rPr>
-        <w:t>AWS (primary)</w:t>
-      </w:r>
-      <w:r>
-        <w:rPr>
-          <w:rFonts w:ascii="Arial" w:hAnsi="Arial" w:cs="Arial"/>
-          <w:sz w:val="18"/>
-        </w:rPr>
-        <w:t xml:space="preserve">: </w:t>
-      </w:r>
-      <w:r>
-        <w:rPr>
-          <w:rStyle w:val="Strong"/>
-          <w:rFonts w:ascii="Arial" w:hAnsi="Arial" w:cs="Arial"/>
-          <w:sz w:val="18"/>
-        </w:rPr>
-        <w:t>EKS</w:t>
-      </w:r>
+          <w:b/>
+          <w:sz w:val="18"/>
+        </w:rPr>
+        <w:t xml:space="preserve"> —</w:t>
+      </w:r>
+      <w:r>
+        <w:rPr>
+          <w:rFonts w:ascii="Arial" w:hAnsi="Arial" w:cs="Arial"/>
+          <w:sz w:val="18"/>
+        </w:rPr>
+        <w:t xml:space="preserve"> AWS (primary): EKS, ECS, EC2, Lambda, API Gateway, S3, </w:t>
+      </w:r>
+      <w:proofErr w:type="spellStart"/>
+      <w:r>
+        <w:rPr>
+          <w:rFonts w:ascii="Arial" w:hAnsi="Arial" w:cs="Arial"/>
+          <w:sz w:val="18"/>
+        </w:rPr>
+        <w:t>CloudFront</w:t>
+      </w:r>
+      <w:proofErr w:type="spellEnd"/>
+      <w:r>
+        <w:rPr>
+          <w:rFonts w:ascii="Arial" w:hAnsi="Arial" w:cs="Arial"/>
+          <w:sz w:val="18"/>
+        </w:rPr>
+        <w:t xml:space="preserve">, RDS, </w:t>
+      </w:r>
+      <w:proofErr w:type="spellStart"/>
+      <w:r>
+        <w:rPr>
+          <w:rFonts w:ascii="Arial" w:hAnsi="Arial" w:cs="Arial"/>
+          <w:sz w:val="18"/>
+        </w:rPr>
+        <w:t>DynamoDB</w:t>
+      </w:r>
+      <w:proofErr w:type="spellEnd"/>
       <w:r>
         <w:rPr>
           <w:rFonts w:ascii="Arial" w:hAnsi="Arial" w:cs="Arial"/>
@@ -1181,14 +906,15 @@
         </w:rPr>
         <w:t xml:space="preserve">, </w:t>
       </w:r>
-      <w:r>
-        <w:rPr>
-          <w:rStyle w:val="Strong"/>
-          <w:rFonts w:ascii="Arial" w:hAnsi="Arial" w:cs="Arial"/>
-          <w:sz w:val="18"/>
-        </w:rPr>
-        <w:t>ECS</w:t>
-      </w:r>
+      <w:proofErr w:type="spellStart"/>
+      <w:r>
+        <w:rPr>
+          <w:rFonts w:ascii="Arial" w:hAnsi="Arial" w:cs="Arial"/>
+          <w:sz w:val="18"/>
+        </w:rPr>
+        <w:t>ElastiCache</w:t>
+      </w:r>
+      <w:proofErr w:type="spellEnd"/>
       <w:r>
         <w:rPr>
           <w:rFonts w:ascii="Arial" w:hAnsi="Arial" w:cs="Arial"/>
@@ -1196,14 +922,47 @@
         </w:rPr>
         <w:t xml:space="preserve">, </w:t>
       </w:r>
-      <w:r>
-        <w:rPr>
-          <w:rStyle w:val="Strong"/>
-          <w:rFonts w:ascii="Arial" w:hAnsi="Arial" w:cs="Arial"/>
-          <w:sz w:val="18"/>
-        </w:rPr>
-        <w:t>EC2</w:t>
-      </w:r>
+      <w:proofErr w:type="spellStart"/>
+      <w:r>
+        <w:rPr>
+          <w:rFonts w:ascii="Arial" w:hAnsi="Arial" w:cs="Arial"/>
+          <w:sz w:val="18"/>
+        </w:rPr>
+        <w:t>EventBridge</w:t>
+      </w:r>
+      <w:proofErr w:type="spellEnd"/>
+      <w:r>
+        <w:rPr>
+          <w:rFonts w:ascii="Arial" w:hAnsi="Arial" w:cs="Arial"/>
+          <w:sz w:val="18"/>
+        </w:rPr>
+        <w:t xml:space="preserve">, Step Functions, IAM, Azure: AKS, App Service, Azure SQL, Service Bus, Key Vault, Application Insights, GCP: GKE, Cloud Run, Pub/Sub, Cloud Storage, </w:t>
+      </w:r>
+      <w:proofErr w:type="spellStart"/>
+      <w:r>
+        <w:rPr>
+          <w:rFonts w:ascii="Arial" w:hAnsi="Arial" w:cs="Arial"/>
+          <w:sz w:val="18"/>
+        </w:rPr>
+        <w:t>BigQuery</w:t>
+      </w:r>
+      <w:proofErr w:type="spellEnd"/>
+      <w:r>
+        <w:rPr>
+          <w:rFonts w:ascii="Arial" w:hAnsi="Arial" w:cs="Arial"/>
+          <w:sz w:val="18"/>
+        </w:rPr>
+        <w:t xml:space="preserve"> (as consumer/integrator), </w:t>
+      </w:r>
+      <w:proofErr w:type="spellStart"/>
+      <w:r>
+        <w:rPr>
+          <w:rFonts w:ascii="Arial" w:hAnsi="Arial" w:cs="Arial"/>
+          <w:sz w:val="18"/>
+        </w:rPr>
+        <w:t>Docker</w:t>
+      </w:r>
+      <w:proofErr w:type="spellEnd"/>
       <w:r>
         <w:rPr>
           <w:rFonts w:ascii="Arial" w:hAnsi="Arial" w:cs="Arial"/>
@@ -1211,14 +970,31 @@
         </w:rPr>
         <w:t xml:space="preserve">, </w:t>
       </w:r>
-      <w:r>
-        <w:rPr>
-          <w:rStyle w:val="Strong"/>
-          <w:rFonts w:ascii="Arial" w:hAnsi="Arial" w:cs="Arial"/>
-          <w:sz w:val="18"/>
-        </w:rPr>
-        <w:t>Lambda</w:t>
-      </w:r>
+      <w:proofErr w:type="spellStart"/>
+      <w:r>
+        <w:rPr>
+          <w:rFonts w:ascii="Arial" w:hAnsi="Arial" w:cs="Arial"/>
+          <w:sz w:val="18"/>
+        </w:rPr>
+        <w:t>Kubernetes</w:t>
+      </w:r>
+      <w:proofErr w:type="spellEnd"/>
+      <w:r>
+        <w:rPr>
+          <w:rFonts w:ascii="Arial" w:hAnsi="Arial" w:cs="Arial"/>
+          <w:sz w:val="18"/>
+        </w:rPr>
+        <w:t xml:space="preserve">, Helm, Argo CD, </w:t>
+      </w:r>
+      <w:proofErr w:type="spellStart"/>
+      <w:r>
+        <w:rPr>
+          <w:rFonts w:ascii="Arial" w:hAnsi="Arial" w:cs="Arial"/>
+          <w:sz w:val="18"/>
+        </w:rPr>
+        <w:t>GitOps</w:t>
+      </w:r>
+      <w:proofErr w:type="spellEnd"/>
       <w:r>
         <w:rPr>
           <w:rFonts w:ascii="Arial" w:hAnsi="Arial" w:cs="Arial"/>
@@ -1226,14 +1002,15 @@
         </w:rPr>
         <w:t xml:space="preserve">, </w:t>
       </w:r>
-      <w:r>
-        <w:rPr>
-          <w:rStyle w:val="Strong"/>
-          <w:rFonts w:ascii="Arial" w:hAnsi="Arial" w:cs="Arial"/>
-          <w:sz w:val="18"/>
-        </w:rPr>
-        <w:t>API Gateway</w:t>
-      </w:r>
+      <w:proofErr w:type="spellStart"/>
+      <w:r>
+        <w:rPr>
+          <w:rFonts w:ascii="Arial" w:hAnsi="Arial" w:cs="Arial"/>
+          <w:sz w:val="18"/>
+        </w:rPr>
+        <w:t>Terraform</w:t>
+      </w:r>
+      <w:proofErr w:type="spellEnd"/>
       <w:r>
         <w:rPr>
           <w:rFonts w:ascii="Arial" w:hAnsi="Arial" w:cs="Arial"/>
@@ -1241,14 +1018,63 @@
         </w:rPr>
         <w:t xml:space="preserve">, </w:t>
       </w:r>
-      <w:r>
-        <w:rPr>
-          <w:rStyle w:val="Strong"/>
-          <w:rFonts w:ascii="Arial" w:hAnsi="Arial" w:cs="Arial"/>
-          <w:sz w:val="18"/>
-        </w:rPr>
-        <w:t>S3</w:t>
-      </w:r>
+      <w:proofErr w:type="spellStart"/>
+      <w:r>
+        <w:rPr>
+          <w:rFonts w:ascii="Arial" w:hAnsi="Arial" w:cs="Arial"/>
+          <w:sz w:val="18"/>
+        </w:rPr>
+        <w:t>CloudFormation</w:t>
+      </w:r>
+      <w:proofErr w:type="spellEnd"/>
+      <w:r>
+        <w:rPr>
+          <w:rFonts w:ascii="Arial" w:hAnsi="Arial" w:cs="Arial"/>
+          <w:sz w:val="18"/>
+        </w:rPr>
+        <w:t xml:space="preserve">, CI/CD: </w:t>
+      </w:r>
+      <w:proofErr w:type="spellStart"/>
+      <w:r>
+        <w:rPr>
+          <w:rFonts w:ascii="Arial" w:hAnsi="Arial" w:cs="Arial"/>
+          <w:sz w:val="18"/>
+        </w:rPr>
+        <w:t>GitHub</w:t>
+      </w:r>
+      <w:proofErr w:type="spellEnd"/>
+      <w:r>
+        <w:rPr>
+          <w:rFonts w:ascii="Arial" w:hAnsi="Arial" w:cs="Arial"/>
+          <w:sz w:val="18"/>
+        </w:rPr>
+        <w:t xml:space="preserve"> Actions, </w:t>
+      </w:r>
+      <w:proofErr w:type="spellStart"/>
+      <w:r>
+        <w:rPr>
+          <w:rFonts w:ascii="Arial" w:hAnsi="Arial" w:cs="Arial"/>
+          <w:sz w:val="18"/>
+        </w:rPr>
+        <w:t>GitLab</w:t>
+      </w:r>
+      <w:proofErr w:type="spellEnd"/>
+      <w:r>
+        <w:rPr>
+          <w:rFonts w:ascii="Arial" w:hAnsi="Arial" w:cs="Arial"/>
+          <w:sz w:val="18"/>
+        </w:rPr>
+        <w:t xml:space="preserve"> CI, Jenkins, Azure </w:t>
+      </w:r>
+      <w:proofErr w:type="spellStart"/>
+      <w:r>
+        <w:rPr>
+          <w:rFonts w:ascii="Arial" w:hAnsi="Arial" w:cs="Arial"/>
+          <w:sz w:val="18"/>
+        </w:rPr>
+        <w:t>DevOps</w:t>
+      </w:r>
+      <w:proofErr w:type="spellEnd"/>
       <w:r>
         <w:rPr>
           <w:rFonts w:ascii="Arial" w:hAnsi="Arial" w:cs="Arial"/>
@@ -1259,492 +1085,6 @@
       <w:proofErr w:type="spellStart"/>
       <w:r>
         <w:rPr>
-          <w:rStyle w:val="Strong"/>
-          <w:rFonts w:ascii="Arial" w:hAnsi="Arial" w:cs="Arial"/>
-          <w:sz w:val="18"/>
-        </w:rPr>
-        <w:t>CloudFront</w:t>
-      </w:r>
-      <w:proofErr w:type="spellEnd"/>
-      <w:r>
-        <w:rPr>
-          <w:rFonts w:ascii="Arial" w:hAnsi="Arial" w:cs="Arial"/>
-          <w:sz w:val="18"/>
-        </w:rPr>
-        <w:t xml:space="preserve">, </w:t>
-      </w:r>
-      <w:r>
-        <w:rPr>
-          <w:rStyle w:val="Strong"/>
-          <w:rFonts w:ascii="Arial" w:hAnsi="Arial" w:cs="Arial"/>
-          <w:sz w:val="18"/>
-        </w:rPr>
-        <w:t>RDS</w:t>
-      </w:r>
-      <w:r>
-        <w:rPr>
-          <w:rFonts w:ascii="Arial" w:hAnsi="Arial" w:cs="Arial"/>
-          <w:sz w:val="18"/>
-        </w:rPr>
-        <w:t xml:space="preserve">, </w:t>
-      </w:r>
-      <w:proofErr w:type="spellStart"/>
-      <w:r>
-        <w:rPr>
-          <w:rStyle w:val="Strong"/>
-          <w:rFonts w:ascii="Arial" w:hAnsi="Arial" w:cs="Arial"/>
-          <w:sz w:val="18"/>
-        </w:rPr>
-        <w:t>DynamoDB</w:t>
-      </w:r>
-      <w:proofErr w:type="spellEnd"/>
-      <w:r>
-        <w:rPr>
-          <w:rFonts w:ascii="Arial" w:hAnsi="Arial" w:cs="Arial"/>
-          <w:sz w:val="18"/>
-        </w:rPr>
-        <w:t xml:space="preserve">, </w:t>
-      </w:r>
-      <w:proofErr w:type="spellStart"/>
-      <w:r>
-        <w:rPr>
-          <w:rStyle w:val="Strong"/>
-          <w:rFonts w:ascii="Arial" w:hAnsi="Arial" w:cs="Arial"/>
-          <w:sz w:val="18"/>
-        </w:rPr>
-        <w:t>ElastiCache</w:t>
-      </w:r>
-      <w:proofErr w:type="spellEnd"/>
-      <w:r>
-        <w:rPr>
-          <w:rFonts w:ascii="Arial" w:hAnsi="Arial" w:cs="Arial"/>
-          <w:sz w:val="18"/>
-        </w:rPr>
-        <w:t xml:space="preserve">, </w:t>
-      </w:r>
-      <w:proofErr w:type="spellStart"/>
-      <w:r>
-        <w:rPr>
-          <w:rStyle w:val="Strong"/>
-          <w:rFonts w:ascii="Arial" w:hAnsi="Arial" w:cs="Arial"/>
-          <w:sz w:val="18"/>
-        </w:rPr>
-        <w:t>EventBridge</w:t>
-      </w:r>
-      <w:proofErr w:type="spellEnd"/>
-      <w:r>
-        <w:rPr>
-          <w:rFonts w:ascii="Arial" w:hAnsi="Arial" w:cs="Arial"/>
-          <w:sz w:val="18"/>
-        </w:rPr>
-        <w:t xml:space="preserve">, </w:t>
-      </w:r>
-      <w:r>
-        <w:rPr>
-          <w:rStyle w:val="Strong"/>
-          <w:rFonts w:ascii="Arial" w:hAnsi="Arial" w:cs="Arial"/>
-          <w:sz w:val="18"/>
-        </w:rPr>
-        <w:t>Step Functions</w:t>
-      </w:r>
-      <w:r>
-        <w:rPr>
-          <w:rFonts w:ascii="Arial" w:hAnsi="Arial" w:cs="Arial"/>
-          <w:sz w:val="18"/>
-        </w:rPr>
-        <w:t xml:space="preserve">, </w:t>
-      </w:r>
-      <w:r>
-        <w:rPr>
-          <w:rStyle w:val="Strong"/>
-          <w:rFonts w:ascii="Arial" w:hAnsi="Arial" w:cs="Arial"/>
-          <w:sz w:val="18"/>
-        </w:rPr>
-        <w:t>IAM</w:t>
-      </w:r>
-      <w:r>
-        <w:rPr>
-          <w:rFonts w:ascii="Arial" w:hAnsi="Arial" w:cs="Arial"/>
-          <w:sz w:val="18"/>
-        </w:rPr>
-        <w:t xml:space="preserve">, Azure: </w:t>
-      </w:r>
-      <w:r>
-        <w:rPr>
-          <w:rStyle w:val="Strong"/>
-          <w:rFonts w:ascii="Arial" w:hAnsi="Arial" w:cs="Arial"/>
-          <w:sz w:val="18"/>
-        </w:rPr>
-        <w:t>AKS</w:t>
-      </w:r>
-      <w:r>
-        <w:rPr>
-          <w:rFonts w:ascii="Arial" w:hAnsi="Arial" w:cs="Arial"/>
-          <w:sz w:val="18"/>
-        </w:rPr>
-        <w:t xml:space="preserve">, </w:t>
-      </w:r>
-      <w:r>
-        <w:rPr>
-          <w:rStyle w:val="Strong"/>
-          <w:rFonts w:ascii="Arial" w:hAnsi="Arial" w:cs="Arial"/>
-          <w:sz w:val="18"/>
-        </w:rPr>
-        <w:t>App Service</w:t>
-      </w:r>
-      <w:r>
-        <w:rPr>
-          <w:rFonts w:ascii="Arial" w:hAnsi="Arial" w:cs="Arial"/>
-          <w:sz w:val="18"/>
-        </w:rPr>
-        <w:t xml:space="preserve">, </w:t>
-      </w:r>
-      <w:r>
-        <w:rPr>
-          <w:rStyle w:val="Strong"/>
-          <w:rFonts w:ascii="Arial" w:hAnsi="Arial" w:cs="Arial"/>
-          <w:sz w:val="18"/>
-        </w:rPr>
-        <w:t>Azure SQL</w:t>
-      </w:r>
-      <w:r>
-        <w:rPr>
-          <w:rFonts w:ascii="Arial" w:hAnsi="Arial" w:cs="Arial"/>
-          <w:sz w:val="18"/>
-        </w:rPr>
-        <w:t xml:space="preserve">, </w:t>
-      </w:r>
-      <w:r>
-        <w:rPr>
-          <w:rStyle w:val="Strong"/>
-          <w:rFonts w:ascii="Arial" w:hAnsi="Arial" w:cs="Arial"/>
-          <w:sz w:val="18"/>
-        </w:rPr>
-        <w:t>Service Bus</w:t>
-      </w:r>
-      <w:r>
-        <w:rPr>
-          <w:rFonts w:ascii="Arial" w:hAnsi="Arial" w:cs="Arial"/>
-          <w:sz w:val="18"/>
-        </w:rPr>
-        <w:t xml:space="preserve">, </w:t>
-      </w:r>
-      <w:r>
-        <w:rPr>
-          <w:rStyle w:val="Strong"/>
-          <w:rFonts w:ascii="Arial" w:hAnsi="Arial" w:cs="Arial"/>
-          <w:sz w:val="18"/>
-        </w:rPr>
-        <w:t>Key Vault</w:t>
-      </w:r>
-      <w:r>
-        <w:rPr>
-          <w:rFonts w:ascii="Arial" w:hAnsi="Arial" w:cs="Arial"/>
-          <w:sz w:val="18"/>
-        </w:rPr>
-        <w:t xml:space="preserve">, </w:t>
-      </w:r>
-      <w:r>
-        <w:rPr>
-          <w:rStyle w:val="Strong"/>
-          <w:rFonts w:ascii="Arial" w:hAnsi="Arial" w:cs="Arial"/>
-          <w:sz w:val="18"/>
-        </w:rPr>
-        <w:t>Application Insights</w:t>
-      </w:r>
-      <w:r>
-        <w:rPr>
-          <w:rFonts w:ascii="Arial" w:hAnsi="Arial" w:cs="Arial"/>
-          <w:sz w:val="18"/>
-        </w:rPr>
-        <w:t xml:space="preserve">, GCP: </w:t>
-      </w:r>
-      <w:r>
-        <w:rPr>
-          <w:rStyle w:val="Strong"/>
-          <w:rFonts w:ascii="Arial" w:hAnsi="Arial" w:cs="Arial"/>
-          <w:sz w:val="18"/>
-        </w:rPr>
-        <w:t>GKE</w:t>
-      </w:r>
-      <w:r>
-        <w:rPr>
-          <w:rFonts w:ascii="Arial" w:hAnsi="Arial" w:cs="Arial"/>
-          <w:sz w:val="18"/>
-        </w:rPr>
-        <w:t xml:space="preserve">, </w:t>
-      </w:r>
-      <w:r>
-        <w:rPr>
-          <w:rStyle w:val="Strong"/>
-          <w:rFonts w:ascii="Arial" w:hAnsi="Arial" w:cs="Arial"/>
-          <w:sz w:val="18"/>
-        </w:rPr>
-        <w:t>Cloud Run</w:t>
-      </w:r>
-      <w:r>
-        <w:rPr>
-          <w:rFonts w:ascii="Arial" w:hAnsi="Arial" w:cs="Arial"/>
-          <w:sz w:val="18"/>
-        </w:rPr>
-        <w:t xml:space="preserve">, </w:t>
-      </w:r>
-      <w:r>
-        <w:rPr>
-          <w:rStyle w:val="Strong"/>
-          <w:rFonts w:ascii="Arial" w:hAnsi="Arial" w:cs="Arial"/>
-          <w:sz w:val="18"/>
-        </w:rPr>
-        <w:t>Pub/Sub</w:t>
-      </w:r>
-      <w:r>
-        <w:rPr>
-          <w:rFonts w:ascii="Arial" w:hAnsi="Arial" w:cs="Arial"/>
-          <w:sz w:val="18"/>
-        </w:rPr>
-        <w:t xml:space="preserve">, </w:t>
-      </w:r>
-      <w:r>
-        <w:rPr>
-          <w:rStyle w:val="Strong"/>
-          <w:rFonts w:ascii="Arial" w:hAnsi="Arial" w:cs="Arial"/>
-          <w:sz w:val="18"/>
-        </w:rPr>
-        <w:t>Cloud Storage</w:t>
-      </w:r>
-      <w:r>
-        <w:rPr>
-          <w:rFonts w:ascii="Arial" w:hAnsi="Arial" w:cs="Arial"/>
-          <w:sz w:val="18"/>
-        </w:rPr>
-        <w:t xml:space="preserve">, </w:t>
-      </w:r>
-      <w:proofErr w:type="spellStart"/>
-      <w:r>
-        <w:rPr>
-          <w:rStyle w:val="Strong"/>
-          <w:rFonts w:ascii="Arial" w:hAnsi="Arial" w:cs="Arial"/>
-          <w:sz w:val="18"/>
-        </w:rPr>
-        <w:t>BigQuery</w:t>
-      </w:r>
-      <w:proofErr w:type="spellEnd"/>
-      <w:r>
-        <w:rPr>
-          <w:rFonts w:ascii="Arial" w:hAnsi="Arial" w:cs="Arial"/>
-          <w:sz w:val="18"/>
-        </w:rPr>
-        <w:t xml:space="preserve"> (as consumer/integrator), </w:t>
-      </w:r>
-      <w:proofErr w:type="spellStart"/>
-      <w:r>
-        <w:rPr>
-          <w:rStyle w:val="Strong"/>
-          <w:rFonts w:ascii="Arial" w:hAnsi="Arial" w:cs="Arial"/>
-          <w:sz w:val="18"/>
-        </w:rPr>
-        <w:t>Docker</w:t>
-      </w:r>
-      <w:proofErr w:type="spellEnd"/>
-      <w:r>
-        <w:rPr>
-          <w:rFonts w:ascii="Arial" w:hAnsi="Arial" w:cs="Arial"/>
-          <w:sz w:val="18"/>
-        </w:rPr>
-        <w:t xml:space="preserve">, </w:t>
-      </w:r>
-      <w:proofErr w:type="spellStart"/>
-      <w:r>
-        <w:rPr>
-          <w:rStyle w:val="Strong"/>
-          <w:rFonts w:ascii="Arial" w:hAnsi="Arial" w:cs="Arial"/>
-          <w:sz w:val="18"/>
-        </w:rPr>
-        <w:t>Kubernetes</w:t>
-      </w:r>
-      <w:proofErr w:type="spellEnd"/>
-      <w:r>
-        <w:rPr>
-          <w:rFonts w:ascii="Arial" w:hAnsi="Arial" w:cs="Arial"/>
-          <w:sz w:val="18"/>
-        </w:rPr>
-        <w:t xml:space="preserve">, </w:t>
-      </w:r>
-      <w:r>
-        <w:rPr>
-          <w:rStyle w:val="Strong"/>
-          <w:rFonts w:ascii="Arial" w:hAnsi="Arial" w:cs="Arial"/>
-          <w:sz w:val="18"/>
-        </w:rPr>
-        <w:t>Helm</w:t>
-      </w:r>
-      <w:r>
-        <w:rPr>
-          <w:rFonts w:ascii="Arial" w:hAnsi="Arial" w:cs="Arial"/>
-          <w:sz w:val="18"/>
-        </w:rPr>
-        <w:t xml:space="preserve">, </w:t>
-      </w:r>
-      <w:r>
-        <w:rPr>
-          <w:rStyle w:val="Strong"/>
-          <w:rFonts w:ascii="Arial" w:hAnsi="Arial" w:cs="Arial"/>
-          <w:sz w:val="18"/>
-        </w:rPr>
-        <w:t>Argo CD</w:t>
-      </w:r>
-      <w:r>
-        <w:rPr>
-          <w:rFonts w:ascii="Arial" w:hAnsi="Arial" w:cs="Arial"/>
-          <w:sz w:val="18"/>
-        </w:rPr>
-        <w:t xml:space="preserve">, </w:t>
-      </w:r>
-      <w:proofErr w:type="spellStart"/>
-      <w:r>
-        <w:rPr>
-          <w:rStyle w:val="Strong"/>
-          <w:rFonts w:ascii="Arial" w:hAnsi="Arial" w:cs="Arial"/>
-          <w:sz w:val="18"/>
-        </w:rPr>
-        <w:t>GitOps</w:t>
-      </w:r>
-      <w:proofErr w:type="spellEnd"/>
-      <w:r>
-        <w:rPr>
-          <w:rFonts w:ascii="Arial" w:hAnsi="Arial" w:cs="Arial"/>
-          <w:sz w:val="18"/>
-        </w:rPr>
-        <w:t xml:space="preserve">, </w:t>
-      </w:r>
-      <w:proofErr w:type="spellStart"/>
-      <w:r>
-        <w:rPr>
-          <w:rStyle w:val="Strong"/>
-          <w:rFonts w:ascii="Arial" w:hAnsi="Arial" w:cs="Arial"/>
-          <w:sz w:val="18"/>
-        </w:rPr>
-        <w:t>Terraform</w:t>
-      </w:r>
-      <w:proofErr w:type="spellEnd"/>
-      <w:r>
-        <w:rPr>
-          <w:rFonts w:ascii="Arial" w:hAnsi="Arial" w:cs="Arial"/>
-          <w:sz w:val="18"/>
-        </w:rPr>
-        <w:t xml:space="preserve">, </w:t>
-      </w:r>
-      <w:proofErr w:type="spellStart"/>
-      <w:r>
-        <w:rPr>
-          <w:rStyle w:val="Strong"/>
-          <w:rFonts w:ascii="Arial" w:hAnsi="Arial" w:cs="Arial"/>
-          <w:sz w:val="18"/>
-        </w:rPr>
-        <w:t>CloudFormation</w:t>
-      </w:r>
-      <w:proofErr w:type="spellEnd"/>
-      <w:r>
-        <w:rPr>
-          <w:rFonts w:ascii="Arial" w:hAnsi="Arial" w:cs="Arial"/>
-          <w:sz w:val="18"/>
-        </w:rPr>
-        <w:t xml:space="preserve">, CI/CD: </w:t>
-      </w:r>
-      <w:proofErr w:type="spellStart"/>
-      <w:r>
-        <w:rPr>
-          <w:rStyle w:val="Strong"/>
-          <w:rFonts w:ascii="Arial" w:hAnsi="Arial" w:cs="Arial"/>
-          <w:sz w:val="18"/>
-        </w:rPr>
-        <w:t>GitHub</w:t>
-      </w:r>
-      <w:proofErr w:type="spellEnd"/>
-      <w:r>
-        <w:rPr>
-          <w:rStyle w:val="Strong"/>
-          <w:rFonts w:ascii="Arial" w:hAnsi="Arial" w:cs="Arial"/>
-          <w:sz w:val="18"/>
-        </w:rPr>
-        <w:t xml:space="preserve"> Actions</w:t>
-      </w:r>
-      <w:r>
-        <w:rPr>
-          <w:rFonts w:ascii="Arial" w:hAnsi="Arial" w:cs="Arial"/>
-          <w:sz w:val="18"/>
-        </w:rPr>
-        <w:t xml:space="preserve">, </w:t>
-      </w:r>
-      <w:proofErr w:type="spellStart"/>
-      <w:r>
-        <w:rPr>
-          <w:rStyle w:val="Strong"/>
-          <w:rFonts w:ascii="Arial" w:hAnsi="Arial" w:cs="Arial"/>
-          <w:sz w:val="18"/>
-        </w:rPr>
-        <w:t>GitLab</w:t>
-      </w:r>
-      <w:proofErr w:type="spellEnd"/>
-      <w:r>
-        <w:rPr>
-          <w:rStyle w:val="Strong"/>
-          <w:rFonts w:ascii="Arial" w:hAnsi="Arial" w:cs="Arial"/>
-          <w:sz w:val="18"/>
-        </w:rPr>
-        <w:t xml:space="preserve"> CI</w:t>
-      </w:r>
-      <w:r>
-        <w:rPr>
-          <w:rFonts w:ascii="Arial" w:hAnsi="Arial" w:cs="Arial"/>
-          <w:sz w:val="18"/>
-        </w:rPr>
-        <w:t xml:space="preserve">, </w:t>
-      </w:r>
-      <w:r>
-        <w:rPr>
-          <w:rStyle w:val="Strong"/>
-          <w:rFonts w:ascii="Arial" w:hAnsi="Arial" w:cs="Arial"/>
-          <w:sz w:val="18"/>
-        </w:rPr>
-        <w:t>Jenkins</w:t>
-      </w:r>
-      <w:r>
-        <w:rPr>
-          <w:rFonts w:ascii="Arial" w:hAnsi="Arial" w:cs="Arial"/>
-          <w:sz w:val="18"/>
-        </w:rPr>
-        <w:t xml:space="preserve">, </w:t>
-      </w:r>
-      <w:r>
-        <w:rPr>
-          <w:rStyle w:val="Strong"/>
-          <w:rFonts w:ascii="Arial" w:hAnsi="Arial" w:cs="Arial"/>
-          <w:sz w:val="18"/>
-        </w:rPr>
-        <w:t xml:space="preserve">Azure </w:t>
-      </w:r>
-      <w:proofErr w:type="spellStart"/>
-      <w:r>
-        <w:rPr>
-          <w:rStyle w:val="Strong"/>
-          <w:rFonts w:ascii="Arial" w:hAnsi="Arial" w:cs="Arial"/>
-          <w:sz w:val="18"/>
-        </w:rPr>
-        <w:t>DevOps</w:t>
-      </w:r>
-      <w:proofErr w:type="spellEnd"/>
-      <w:r>
-        <w:rPr>
-          <w:rFonts w:ascii="Arial" w:hAnsi="Arial" w:cs="Arial"/>
-          <w:sz w:val="18"/>
-        </w:rPr>
-        <w:t xml:space="preserve">, </w:t>
-      </w:r>
-      <w:proofErr w:type="spellStart"/>
-      <w:r>
-        <w:rPr>
-          <w:rStyle w:val="Strong"/>
           <w:rFonts w:ascii="Arial" w:hAnsi="Arial" w:cs="Arial"/>
           <w:sz w:val="18"/>
         </w:rPr>
@@ -1754,21 +1094,22 @@
     </w:p>
     <w:p>
       <w:pPr>
-        <w:pStyle w:val="NormalWeb"/>
+        <w:pStyle w:val="ListParagraph"/>
         <w:numPr>
           <w:ilvl w:val="0"/>
-          <w:numId w:val="14"/>
+          <w:numId w:val="26"/>
         </w:numPr>
-        <w:rPr>
-          <w:rFonts w:ascii="Arial" w:hAnsi="Arial" w:cs="Arial"/>
-          <w:sz w:val="18"/>
-        </w:rPr>
-      </w:pPr>
-      <w:proofErr w:type="spellStart"/>
-      <w:r>
-        <w:rPr>
-          <w:rStyle w:val="Strong"/>
-          <w:rFonts w:ascii="Arial" w:hAnsi="Arial" w:cs="Arial"/>
+        <w:jc w:val="both"/>
+        <w:rPr>
+          <w:rFonts w:ascii="Arial" w:hAnsi="Arial" w:cs="Arial"/>
+          <w:sz w:val="18"/>
+        </w:rPr>
+      </w:pPr>
+      <w:proofErr w:type="spellStart"/>
+      <w:r>
+        <w:rPr>
+          <w:rFonts w:ascii="Arial" w:hAnsi="Arial" w:cs="Arial"/>
+          <w:b/>
           <w:sz w:val="18"/>
         </w:rPr>
         <w:t>Observability</w:t>
@@ -1776,23 +1117,22 @@
       <w:proofErr w:type="spellEnd"/>
       <w:r>
         <w:rPr>
-          <w:rStyle w:val="Strong"/>
-          <w:rFonts w:ascii="Arial" w:hAnsi="Arial" w:cs="Arial"/>
-          <w:sz w:val="18"/>
-        </w:rPr>
-        <w:t>, Quality &amp; Security</w:t>
-      </w:r>
-      <w:r>
-        <w:rPr>
-          <w:rFonts w:ascii="Arial" w:hAnsi="Arial" w:cs="Arial"/>
-          <w:sz w:val="18"/>
-        </w:rPr>
-        <w:t xml:space="preserve"> — </w:t>
-      </w:r>
-      <w:proofErr w:type="spellStart"/>
-      <w:r>
-        <w:rPr>
-          <w:rStyle w:val="Strong"/>
+          <w:rFonts w:ascii="Arial" w:hAnsi="Arial" w:cs="Arial"/>
+          <w:b/>
+          <w:sz w:val="18"/>
+        </w:rPr>
+        <w:t>, Quality &amp; Security —</w:t>
+      </w:r>
+      <w:r>
+        <w:rPr>
+          <w:rFonts w:ascii="Arial" w:hAnsi="Arial" w:cs="Arial"/>
+          <w:sz w:val="18"/>
+        </w:rPr>
+        <w:t xml:space="preserve"> </w:t>
+      </w:r>
+      <w:proofErr w:type="spellStart"/>
+      <w:r>
+        <w:rPr>
           <w:rFonts w:ascii="Arial" w:hAnsi="Arial" w:cs="Arial"/>
           <w:sz w:val="18"/>
         </w:rPr>
@@ -1809,7 +1149,6 @@
       <w:proofErr w:type="spellStart"/>
       <w:r>
         <w:rPr>
-          <w:rStyle w:val="Strong"/>
           <w:rFonts w:ascii="Arial" w:hAnsi="Arial" w:cs="Arial"/>
           <w:sz w:val="18"/>
         </w:rPr>
@@ -1821,27 +1160,11 @@
           <w:rFonts w:ascii="Arial" w:hAnsi="Arial" w:cs="Arial"/>
           <w:sz w:val="18"/>
         </w:rPr>
-        <w:t xml:space="preserve">, </w:t>
-      </w:r>
-      <w:r>
-        <w:rPr>
-          <w:rStyle w:val="Strong"/>
-          <w:rFonts w:ascii="Arial" w:hAnsi="Arial" w:cs="Arial"/>
-          <w:sz w:val="18"/>
-        </w:rPr>
-        <w:t>Prometheus</w:t>
-      </w:r>
-      <w:r>
-        <w:rPr>
-          <w:rFonts w:ascii="Arial" w:hAnsi="Arial" w:cs="Arial"/>
-          <w:sz w:val="18"/>
-        </w:rPr>
-        <w:t xml:space="preserve">, </w:t>
-      </w:r>
-      <w:proofErr w:type="spellStart"/>
-      <w:r>
-        <w:rPr>
-          <w:rStyle w:val="Strong"/>
+        <w:t xml:space="preserve">, Prometheus, </w:t>
+      </w:r>
+      <w:proofErr w:type="spellStart"/>
+      <w:r>
+        <w:rPr>
           <w:rFonts w:ascii="Arial" w:hAnsi="Arial" w:cs="Arial"/>
           <w:sz w:val="18"/>
         </w:rPr>
@@ -1853,27 +1176,11 @@
           <w:rFonts w:ascii="Arial" w:hAnsi="Arial" w:cs="Arial"/>
           <w:sz w:val="18"/>
         </w:rPr>
-        <w:t xml:space="preserve">, </w:t>
-      </w:r>
-      <w:r>
-        <w:rPr>
-          <w:rStyle w:val="Strong"/>
-          <w:rFonts w:ascii="Arial" w:hAnsi="Arial" w:cs="Arial"/>
-          <w:sz w:val="18"/>
-        </w:rPr>
-        <w:t>ELK/EFK</w:t>
-      </w:r>
-      <w:r>
-        <w:rPr>
-          <w:rFonts w:ascii="Arial" w:hAnsi="Arial" w:cs="Arial"/>
-          <w:sz w:val="18"/>
-        </w:rPr>
-        <w:t xml:space="preserve">, </w:t>
-      </w:r>
-      <w:proofErr w:type="spellStart"/>
-      <w:r>
-        <w:rPr>
-          <w:rStyle w:val="Strong"/>
+        <w:t xml:space="preserve">, ELK/EFK, </w:t>
+      </w:r>
+      <w:proofErr w:type="spellStart"/>
+      <w:r>
+        <w:rPr>
           <w:rFonts w:ascii="Arial" w:hAnsi="Arial" w:cs="Arial"/>
           <w:sz w:val="18"/>
         </w:rPr>
@@ -1885,117 +1192,11 @@
           <w:rFonts w:ascii="Arial" w:hAnsi="Arial" w:cs="Arial"/>
           <w:sz w:val="18"/>
         </w:rPr>
-        <w:t xml:space="preserve">, structured logging, Testing: </w:t>
-      </w:r>
-      <w:r>
-        <w:rPr>
-          <w:rStyle w:val="Strong"/>
-          <w:rFonts w:ascii="Arial" w:hAnsi="Arial" w:cs="Arial"/>
-          <w:sz w:val="18"/>
-        </w:rPr>
-        <w:t>Jest</w:t>
-      </w:r>
-      <w:r>
-        <w:rPr>
-          <w:rFonts w:ascii="Arial" w:hAnsi="Arial" w:cs="Arial"/>
-          <w:sz w:val="18"/>
-        </w:rPr>
-        <w:t xml:space="preserve">, </w:t>
-      </w:r>
-      <w:r>
-        <w:rPr>
-          <w:rStyle w:val="Strong"/>
-          <w:rFonts w:ascii="Arial" w:hAnsi="Arial" w:cs="Arial"/>
-          <w:sz w:val="18"/>
-        </w:rPr>
-        <w:t>Mocha</w:t>
-      </w:r>
-      <w:r>
-        <w:rPr>
-          <w:rFonts w:ascii="Arial" w:hAnsi="Arial" w:cs="Arial"/>
-          <w:sz w:val="18"/>
-        </w:rPr>
-        <w:t xml:space="preserve">, </w:t>
-      </w:r>
-      <w:r>
-        <w:rPr>
-          <w:rStyle w:val="Strong"/>
-          <w:rFonts w:ascii="Arial" w:hAnsi="Arial" w:cs="Arial"/>
-          <w:sz w:val="18"/>
-        </w:rPr>
-        <w:t>Chai</w:t>
-      </w:r>
-      <w:r>
-        <w:rPr>
-          <w:rFonts w:ascii="Arial" w:hAnsi="Arial" w:cs="Arial"/>
-          <w:sz w:val="18"/>
-        </w:rPr>
-        <w:t xml:space="preserve">, </w:t>
-      </w:r>
-      <w:r>
-        <w:rPr>
-          <w:rStyle w:val="Strong"/>
-          <w:rFonts w:ascii="Arial" w:hAnsi="Arial" w:cs="Arial"/>
-          <w:sz w:val="18"/>
-        </w:rPr>
-        <w:t>React Testing Library</w:t>
-      </w:r>
-      <w:r>
-        <w:rPr>
-          <w:rFonts w:ascii="Arial" w:hAnsi="Arial" w:cs="Arial"/>
-          <w:sz w:val="18"/>
-        </w:rPr>
-        <w:t xml:space="preserve">, </w:t>
-      </w:r>
-      <w:r>
-        <w:rPr>
-          <w:rStyle w:val="Strong"/>
-          <w:rFonts w:ascii="Arial" w:hAnsi="Arial" w:cs="Arial"/>
-          <w:sz w:val="18"/>
-        </w:rPr>
-        <w:t>Cypress</w:t>
-      </w:r>
-      <w:r>
-        <w:rPr>
-          <w:rFonts w:ascii="Arial" w:hAnsi="Arial" w:cs="Arial"/>
-          <w:sz w:val="18"/>
-        </w:rPr>
-        <w:t xml:space="preserve">, </w:t>
-      </w:r>
-      <w:r>
-        <w:rPr>
-          <w:rStyle w:val="Strong"/>
-          <w:rFonts w:ascii="Arial" w:hAnsi="Arial" w:cs="Arial"/>
-          <w:sz w:val="18"/>
-        </w:rPr>
-        <w:t>Playwright</w:t>
-      </w:r>
-      <w:r>
-        <w:rPr>
-          <w:rFonts w:ascii="Arial" w:hAnsi="Arial" w:cs="Arial"/>
-          <w:sz w:val="18"/>
-        </w:rPr>
-        <w:t xml:space="preserve">, API contract tests (Pact-style), Security: </w:t>
-      </w:r>
-      <w:r>
-        <w:rPr>
-          <w:rStyle w:val="Strong"/>
-          <w:rFonts w:ascii="Arial" w:hAnsi="Arial" w:cs="Arial"/>
-          <w:sz w:val="18"/>
-        </w:rPr>
-        <w:t>OAuth2</w:t>
-      </w:r>
-      <w:r>
-        <w:rPr>
-          <w:rFonts w:ascii="Arial" w:hAnsi="Arial" w:cs="Arial"/>
-          <w:sz w:val="18"/>
-        </w:rPr>
-        <w:t xml:space="preserve">, </w:t>
-      </w:r>
-      <w:proofErr w:type="spellStart"/>
-      <w:r>
-        <w:rPr>
-          <w:rStyle w:val="Strong"/>
+        <w:t xml:space="preserve">, structured logging, Testing: Jest, Mocha, Chai, React Testing Library, Cypress, Playwright, API contract tests (Pact-style), Security: OAuth2, </w:t>
+      </w:r>
+      <w:proofErr w:type="spellStart"/>
+      <w:r>
+        <w:rPr>
           <w:rFonts w:ascii="Arial" w:hAnsi="Arial" w:cs="Arial"/>
           <w:sz w:val="18"/>
         </w:rPr>
@@ -2004,38 +1205,14 @@
       <w:proofErr w:type="spellEnd"/>
       <w:r>
         <w:rPr>
-          <w:rStyle w:val="Strong"/>
-          <w:rFonts w:ascii="Arial" w:hAnsi="Arial" w:cs="Arial"/>
-          <w:sz w:val="18"/>
-        </w:rPr>
-        <w:t xml:space="preserve"> Connect</w:t>
-      </w:r>
-      <w:r>
-        <w:rPr>
-          <w:rFonts w:ascii="Arial" w:hAnsi="Arial" w:cs="Arial"/>
-          <w:sz w:val="18"/>
-        </w:rPr>
-        <w:t xml:space="preserve">, </w:t>
-      </w:r>
-      <w:r>
-        <w:rPr>
-          <w:rStyle w:val="Strong"/>
-          <w:rFonts w:ascii="Arial" w:hAnsi="Arial" w:cs="Arial"/>
-          <w:sz w:val="18"/>
-        </w:rPr>
-        <w:t>JWT</w:t>
-      </w:r>
-      <w:r>
-        <w:rPr>
-          <w:rFonts w:ascii="Arial" w:hAnsi="Arial" w:cs="Arial"/>
-          <w:sz w:val="18"/>
-        </w:rPr>
-        <w:t xml:space="preserve">, </w:t>
-      </w:r>
-      <w:proofErr w:type="spellStart"/>
-      <w:r>
-        <w:rPr>
-          <w:rStyle w:val="Strong"/>
+          <w:rFonts w:ascii="Arial" w:hAnsi="Arial" w:cs="Arial"/>
+          <w:sz w:val="18"/>
+        </w:rPr>
+        <w:t xml:space="preserve"> Connect, JWT, </w:t>
+      </w:r>
+      <w:proofErr w:type="spellStart"/>
+      <w:r>
+        <w:rPr>
           <w:rFonts w:ascii="Arial" w:hAnsi="Arial" w:cs="Arial"/>
           <w:sz w:val="18"/>
         </w:rPr>
@@ -2047,35 +1224,11 @@
           <w:rFonts w:ascii="Arial" w:hAnsi="Arial" w:cs="Arial"/>
           <w:sz w:val="18"/>
         </w:rPr>
-        <w:t xml:space="preserve">, </w:t>
-      </w:r>
-      <w:r>
-        <w:rPr>
-          <w:rStyle w:val="Strong"/>
-          <w:rFonts w:ascii="Arial" w:hAnsi="Arial" w:cs="Arial"/>
-          <w:sz w:val="18"/>
-        </w:rPr>
-        <w:t>Auth0</w:t>
-      </w:r>
-      <w:r>
-        <w:rPr>
-          <w:rFonts w:ascii="Arial" w:hAnsi="Arial" w:cs="Arial"/>
-          <w:sz w:val="18"/>
-        </w:rPr>
-        <w:t xml:space="preserve">, </w:t>
-      </w:r>
-      <w:r>
-        <w:rPr>
-          <w:rStyle w:val="Strong"/>
-          <w:rFonts w:ascii="Arial" w:hAnsi="Arial" w:cs="Arial"/>
-          <w:sz w:val="18"/>
-        </w:rPr>
-        <w:t xml:space="preserve">AWS </w:t>
-      </w:r>
-      <w:proofErr w:type="spellStart"/>
-      <w:r>
-        <w:rPr>
-          <w:rStyle w:val="Strong"/>
+        <w:t xml:space="preserve">, Auth0, AWS </w:t>
+      </w:r>
+      <w:proofErr w:type="spellStart"/>
+      <w:r>
+        <w:rPr>
           <w:rFonts w:ascii="Arial" w:hAnsi="Arial" w:cs="Arial"/>
           <w:sz w:val="18"/>
         </w:rPr>
@@ -2087,30 +1240,7 @@
           <w:rFonts w:ascii="Arial" w:hAnsi="Arial" w:cs="Arial"/>
           <w:sz w:val="18"/>
         </w:rPr>
-        <w:t xml:space="preserve">, rate limiting, </w:t>
-      </w:r>
-      <w:r>
-        <w:rPr>
-          <w:rStyle w:val="Strong"/>
-          <w:rFonts w:ascii="Arial" w:hAnsi="Arial" w:cs="Arial"/>
-          <w:sz w:val="18"/>
-        </w:rPr>
-        <w:t>RBAC/ABAC</w:t>
-      </w:r>
-      <w:r>
-        <w:rPr>
-          <w:rFonts w:ascii="Arial" w:hAnsi="Arial" w:cs="Arial"/>
-          <w:sz w:val="18"/>
-        </w:rPr>
-        <w:t xml:space="preserve">, </w:t>
-      </w:r>
-      <w:r>
-        <w:rPr>
-          <w:rStyle w:val="Strong"/>
-          <w:rFonts w:ascii="Arial" w:hAnsi="Arial" w:cs="Arial"/>
-          <w:sz w:val="18"/>
-        </w:rPr>
-        <w:t>audit logging</w:t>
+        <w:t>, rate limiting, RBAC/ABAC, audit logging</w:t>
       </w:r>
     </w:p>
     <w:p>
@@ -3140,7 +2270,6 @@
           <w:rFonts w:ascii="Arial" w:hAnsi="Arial" w:cs="Arial"/>
           <w:sz w:val="18"/>
         </w:rPr>
-        <w:lastRenderedPageBreak/>
         <w:t xml:space="preserve">Mentored engineers on </w:t>
       </w:r>
       <w:r>
@@ -3217,6 +2346,7 @@
                 <w:sz w:val="19"/>
                 <w:szCs w:val="19"/>
               </w:rPr>
+              <w:lastRenderedPageBreak/>
               <w:t>Software Engineer</w:t>
             </w:r>
           </w:p>
@@ -4504,11 +3634,13 @@
         </w:numPr>
         <w:rPr>
           <w:rFonts w:ascii="Arial" w:hAnsi="Arial" w:cs="Arial"/>
-        </w:rPr>
-      </w:pPr>
-      <w:r>
-        <w:rPr>
-          <w:rFonts w:ascii="Arial" w:hAnsi="Arial" w:cs="Arial"/>
+          <w:sz w:val="22"/>
+        </w:rPr>
+      </w:pPr>
+      <w:r>
+        <w:rPr>
+          <w:rFonts w:ascii="Arial" w:hAnsi="Arial" w:cs="Arial"/>
+          <w:sz w:val="22"/>
         </w:rPr>
         <w:t xml:space="preserve">Focused on strong fundamentals in </w:t>
       </w:r>
@@ -4516,12 +3648,14 @@
         <w:rPr>
           <w:rStyle w:val="Strong"/>
           <w:rFonts w:ascii="Arial" w:hAnsi="Arial" w:cs="Arial"/>
+          <w:sz w:val="22"/>
         </w:rPr>
         <w:t>algorithms</w:t>
       </w:r>
       <w:r>
         <w:rPr>
           <w:rFonts w:ascii="Arial" w:hAnsi="Arial" w:cs="Arial"/>
+          <w:sz w:val="22"/>
         </w:rPr>
         <w:t xml:space="preserve">, </w:t>
       </w:r>
@@ -4529,12 +3663,14 @@
         <w:rPr>
           <w:rStyle w:val="Strong"/>
           <w:rFonts w:ascii="Arial" w:hAnsi="Arial" w:cs="Arial"/>
+          <w:sz w:val="22"/>
         </w:rPr>
         <w:t>data structures</w:t>
       </w:r>
       <w:r>
         <w:rPr>
           <w:rFonts w:ascii="Arial" w:hAnsi="Arial" w:cs="Arial"/>
+          <w:sz w:val="22"/>
         </w:rPr>
         <w:t xml:space="preserve">, and </w:t>
       </w:r>
@@ -4542,43 +3678,17 @@
         <w:rPr>
           <w:rStyle w:val="Strong"/>
           <w:rFonts w:ascii="Arial" w:hAnsi="Arial" w:cs="Arial"/>
+          <w:sz w:val="22"/>
         </w:rPr>
         <w:t>software engineering</w:t>
       </w:r>
       <w:r>
         <w:rPr>
           <w:rFonts w:ascii="Arial" w:hAnsi="Arial" w:cs="Arial"/>
+          <w:sz w:val="22"/>
         </w:rPr>
         <w:t>, with practical coursework emphasizing building maintainable systems and reliable data-backed applications.</w:t>
       </w:r>
-    </w:p>
-    <w:p>
-      <w:pPr>
-        <w:rPr>
-          <w:rFonts w:ascii="Arial" w:hAnsi="Arial" w:cs="Arial"/>
-        </w:rPr>
-      </w:pPr>
-    </w:p>
-    <w:p>
-      <w:pPr>
-        <w:rPr>
-          <w:rFonts w:ascii="Arial" w:hAnsi="Arial" w:cs="Arial"/>
-        </w:rPr>
-      </w:pPr>
-    </w:p>
-    <w:p>
-      <w:pPr>
-        <w:rPr>
-          <w:rFonts w:ascii="Arial" w:hAnsi="Arial" w:cs="Arial"/>
-        </w:rPr>
-      </w:pPr>
-    </w:p>
-    <w:p>
-      <w:pPr>
-        <w:rPr>
-          <w:rFonts w:ascii="Arial" w:hAnsi="Arial" w:cs="Arial"/>
-        </w:rPr>
-      </w:pPr>
     </w:p>
     <w:p>
       <w:pPr>
@@ -4595,7 +3705,6 @@
           <w:sz w:val="21"/>
           <w:szCs w:val="21"/>
         </w:rPr>
-        <w:lastRenderedPageBreak/>
         <w:t>PROJECTS</w:t>
       </w:r>
     </w:p>
@@ -4609,7 +3718,6 @@
           <w:sz w:val="18"/>
         </w:rPr>
       </w:pPr>
-      <w:bookmarkStart w:id="0" w:name="_GoBack"/>
       <w:proofErr w:type="spellStart"/>
       <w:proofErr w:type="gramStart"/>
       <w:r>
@@ -4715,6 +3823,7 @@
           <w:rFonts w:ascii="Arial" w:hAnsi="Arial" w:cs="Arial"/>
           <w:sz w:val="18"/>
         </w:rPr>
+        <w:lastRenderedPageBreak/>
         <w:t xml:space="preserve">Implemented retry-safe mutations using </w:t>
       </w:r>
       <w:proofErr w:type="spellStart"/>
@@ -4855,7 +3964,16 @@
           <w:rFonts w:ascii="Arial" w:hAnsi="Arial" w:cs="Arial"/>
           <w:sz w:val="18"/>
         </w:rPr>
-        <w:t xml:space="preserve"> using structured logs, correlation IDs, and </w:t>
+        <w:t xml:space="preserve"> using structured logs, correlation ID</w:t>
+      </w:r>
+      <w:bookmarkStart w:id="0" w:name="_GoBack"/>
+      <w:bookmarkEnd w:id="0"/>
+      <w:r>
+        <w:rPr>
+          <w:rFonts w:ascii="Arial" w:hAnsi="Arial" w:cs="Arial"/>
+          <w:sz w:val="18"/>
+        </w:rPr>
+        <w:t xml:space="preserve">s, and </w:t>
       </w:r>
       <w:proofErr w:type="spellStart"/>
       <w:r>
@@ -5072,7 +4190,6 @@
         <w:t xml:space="preserve"> (via event/analytics pipelines) to measure feature usage, latency, and cost drivers tied to mobile workflows.</w:t>
       </w:r>
     </w:p>
-    <w:bookmarkEnd w:id="0"/>
     <w:p>
       <w:pPr>
         <w:pStyle w:val="Heading3"/>
@@ -6560,6 +5677,119 @@
     </w:lvl>
   </w:abstractNum>
   <w:abstractNum w:abstractNumId="12">
+    <w:nsid w:val="443E38FE"/>
+    <w:multiLevelType w:val="hybridMultilevel"/>
+    <w:tmpl w:val="651EC0B4"/>
+    <w:lvl w:ilvl="0" w:tplc="0409000B">
+      <w:start w:val="1"/>
+      <w:numFmt w:val="bullet"/>
+      <w:lvlText w:val=""/>
+      <w:lvlJc w:val="left"/>
+      <w:pPr>
+        <w:ind w:left="360" w:hanging="360"/>
+      </w:pPr>
+      <w:rPr>
+        <w:rFonts w:ascii="Wingdings" w:hAnsi="Wingdings" w:hint="default"/>
+      </w:rPr>
+    </w:lvl>
+    <w:lvl w:ilvl="1" w:tplc="04090003" w:tentative="1">
+      <w:start w:val="1"/>
+      <w:numFmt w:val="bullet"/>
+      <w:lvlText w:val="o"/>
+      <w:lvlJc w:val="left"/>
+      <w:pPr>
+        <w:ind w:left="1080" w:hanging="360"/>
+      </w:pPr>
+      <w:rPr>
+        <w:rFonts w:ascii="Courier New" w:hAnsi="Courier New" w:cs="Courier New" w:hint="default"/>
+      </w:rPr>
+    </w:lvl>
+    <w:lvl w:ilvl="2" w:tplc="04090005" w:tentative="1">
+      <w:start w:val="1"/>
+      <w:numFmt w:val="bullet"/>
+      <w:lvlText w:val=""/>
+      <w:lvlJc w:val="left"/>
+      <w:pPr>
+        <w:ind w:left="1800" w:hanging="360"/>
+      </w:pPr>
+      <w:rPr>
+        <w:rFonts w:ascii="Wingdings" w:hAnsi="Wingdings" w:hint="default"/>
+      </w:rPr>
+    </w:lvl>
+    <w:lvl w:ilvl="3" w:tplc="04090001" w:tentative="1">
+      <w:start w:val="1"/>
+      <w:numFmt w:val="bullet"/>
+      <w:lvlText w:val=""/>
+      <w:lvlJc w:val="left"/>
+      <w:pPr>
+        <w:ind w:left="2520" w:hanging="360"/>
+      </w:pPr>
+      <w:rPr>
+        <w:rFonts w:ascii="Symbol" w:hAnsi="Symbol" w:hint="default"/>
+      </w:rPr>
+    </w:lvl>
+    <w:lvl w:ilvl="4" w:tplc="04090003" w:tentative="1">
+      <w:start w:val="1"/>
+      <w:numFmt w:val="bullet"/>
+      <w:lvlText w:val="o"/>
+      <w:lvlJc w:val="left"/>
+      <w:pPr>
+        <w:ind w:left="3240" w:hanging="360"/>
+      </w:pPr>
+      <w:rPr>
+        <w:rFonts w:ascii="Courier New" w:hAnsi="Courier New" w:cs="Courier New" w:hint="default"/>
+      </w:rPr>
+    </w:lvl>
+    <w:lvl w:ilvl="5" w:tplc="04090005" w:tentative="1">
+      <w:start w:val="1"/>
+      <w:numFmt w:val="bullet"/>
+      <w:lvlText w:val=""/>
+      <w:lvlJc w:val="left"/>
+      <w:pPr>
+        <w:ind w:left="3960" w:hanging="360"/>
+      </w:pPr>
+      <w:rPr>
+        <w:rFonts w:ascii="Wingdings" w:hAnsi="Wingdings" w:hint="default"/>
+      </w:rPr>
+    </w:lvl>
+    <w:lvl w:ilvl="6" w:tplc="04090001" w:tentative="1">
+      <w:start w:val="1"/>
+      <w:numFmt w:val="bullet"/>
+      <w:lvlText w:val=""/>
+      <w:lvlJc w:val="left"/>
+      <w:pPr>
+        <w:ind w:left="4680" w:hanging="360"/>
+      </w:pPr>
+      <w:rPr>
+        <w:rFonts w:ascii="Symbol" w:hAnsi="Symbol" w:hint="default"/>
+      </w:rPr>
+    </w:lvl>
+    <w:lvl w:ilvl="7" w:tplc="04090003" w:tentative="1">
+      <w:start w:val="1"/>
+      <w:numFmt w:val="bullet"/>
+      <w:lvlText w:val="o"/>
+      <w:lvlJc w:val="left"/>
+      <w:pPr>
+        <w:ind w:left="5400" w:hanging="360"/>
+      </w:pPr>
+      <w:rPr>
+        <w:rFonts w:ascii="Courier New" w:hAnsi="Courier New" w:cs="Courier New" w:hint="default"/>
+      </w:rPr>
+    </w:lvl>
+    <w:lvl w:ilvl="8" w:tplc="04090005" w:tentative="1">
+      <w:start w:val="1"/>
+      <w:numFmt w:val="bullet"/>
+      <w:lvlText w:val=""/>
+      <w:lvlJc w:val="left"/>
+      <w:pPr>
+        <w:ind w:left="6120" w:hanging="360"/>
+      </w:pPr>
+      <w:rPr>
+        <w:rFonts w:ascii="Wingdings" w:hAnsi="Wingdings" w:hint="default"/>
+      </w:rPr>
+    </w:lvl>
+  </w:abstractNum>
+  <w:abstractNum w:abstractNumId="13">
     <w:nsid w:val="49D7094E"/>
     <w:multiLevelType w:val="hybridMultilevel"/>
     <w:tmpl w:val="33D49F7A"/>
@@ -6672,7 +5902,7 @@
       </w:rPr>
     </w:lvl>
   </w:abstractNum>
-  <w:abstractNum w:abstractNumId="13">
+  <w:abstractNum w:abstractNumId="14">
     <w:nsid w:val="53245B2C"/>
     <w:multiLevelType w:val="hybridMultilevel"/>
     <w:tmpl w:val="FB1C00B6"/>
@@ -6785,7 +6015,7 @@
       </w:rPr>
     </w:lvl>
   </w:abstractNum>
-  <w:abstractNum w:abstractNumId="14">
+  <w:abstractNum w:abstractNumId="15">
     <w:nsid w:val="60BA142E"/>
     <w:multiLevelType w:val="hybridMultilevel"/>
     <w:tmpl w:val="C8CA64F8"/>
@@ -6898,7 +6128,7 @@
       </w:rPr>
     </w:lvl>
   </w:abstractNum>
-  <w:abstractNum w:abstractNumId="15">
+  <w:abstractNum w:abstractNumId="16">
     <w:nsid w:val="656D5D66"/>
     <w:multiLevelType w:val="multilevel"/>
     <w:tmpl w:val="A5ECD816"/>
@@ -7047,7 +6277,7 @@
       </w:rPr>
     </w:lvl>
   </w:abstractNum>
-  <w:abstractNum w:abstractNumId="16">
+  <w:abstractNum w:abstractNumId="17">
     <w:nsid w:val="6A88417D"/>
     <w:multiLevelType w:val="hybridMultilevel"/>
     <w:tmpl w:val="932685FE"/>
@@ -7159,7 +6389,7 @@
       </w:rPr>
     </w:lvl>
   </w:abstractNum>
-  <w:abstractNum w:abstractNumId="17">
+  <w:abstractNum w:abstractNumId="18">
     <w:nsid w:val="6CCA4E28"/>
     <w:multiLevelType w:val="hybridMultilevel"/>
     <w:tmpl w:val="B2A63444"/>
@@ -7271,7 +6501,7 @@
       </w:rPr>
     </w:lvl>
   </w:abstractNum>
-  <w:abstractNum w:abstractNumId="18">
+  <w:abstractNum w:abstractNumId="19">
     <w:nsid w:val="6F597835"/>
     <w:multiLevelType w:val="multilevel"/>
     <w:tmpl w:val="A24A8BEE"/>
@@ -7420,7 +6650,7 @@
       </w:rPr>
     </w:lvl>
   </w:abstractNum>
-  <w:abstractNum w:abstractNumId="19">
+  <w:abstractNum w:abstractNumId="20">
     <w:nsid w:val="71BC0B01"/>
     <w:multiLevelType w:val="multilevel"/>
     <w:tmpl w:val="A0F2FAFC"/>
@@ -7569,7 +6799,7 @@
       </w:rPr>
     </w:lvl>
   </w:abstractNum>
-  <w:abstractNum w:abstractNumId="20">
+  <w:abstractNum w:abstractNumId="21">
     <w:nsid w:val="73987200"/>
     <w:multiLevelType w:val="hybridMultilevel"/>
     <w:tmpl w:val="7C2C1C7C"/>
@@ -7655,7 +6885,7 @@
       </w:pPr>
     </w:lvl>
   </w:abstractNum>
-  <w:abstractNum w:abstractNumId="21">
+  <w:abstractNum w:abstractNumId="22">
     <w:nsid w:val="74B62CD0"/>
     <w:multiLevelType w:val="hybridMultilevel"/>
     <w:tmpl w:val="77E2A6CC"/>
@@ -7768,7 +6998,7 @@
       </w:rPr>
     </w:lvl>
   </w:abstractNum>
-  <w:abstractNum w:abstractNumId="22">
+  <w:abstractNum w:abstractNumId="23">
     <w:nsid w:val="752F6770"/>
     <w:multiLevelType w:val="multilevel"/>
     <w:tmpl w:val="FA8A27FC"/>
@@ -7917,7 +7147,7 @@
       </w:rPr>
     </w:lvl>
   </w:abstractNum>
-  <w:abstractNum w:abstractNumId="23">
+  <w:abstractNum w:abstractNumId="24">
     <w:nsid w:val="78C85A44"/>
     <w:multiLevelType w:val="hybridMultilevel"/>
     <w:tmpl w:val="7D602C70"/>
@@ -8030,7 +7260,7 @@
       </w:rPr>
     </w:lvl>
   </w:abstractNum>
-  <w:abstractNum w:abstractNumId="24">
+  <w:abstractNum w:abstractNumId="25">
     <w:nsid w:val="7C326BEB"/>
     <w:multiLevelType w:val="multilevel"/>
     <w:tmpl w:val="4DF636E6"/>
@@ -8180,7 +7410,7 @@
     </w:lvl>
   </w:abstractNum>
   <w:num w:numId="1">
-    <w:abstractNumId w:val="20"/>
+    <w:abstractNumId w:val="21"/>
     <w:lvlOverride w:ilvl="0">
       <w:startOverride w:val="1"/>
     </w:lvlOverride>
@@ -8192,7 +7422,7 @@
     <w:abstractNumId w:val="7"/>
   </w:num>
   <w:num w:numId="4">
-    <w:abstractNumId w:val="16"/>
+    <w:abstractNumId w:val="17"/>
   </w:num>
   <w:num w:numId="5">
     <w:abstractNumId w:val="2"/>
@@ -8204,16 +7434,16 @@
     <w:abstractNumId w:val="4"/>
   </w:num>
   <w:num w:numId="8">
-    <w:abstractNumId w:val="17"/>
+    <w:abstractNumId w:val="18"/>
   </w:num>
   <w:num w:numId="9">
     <w:abstractNumId w:val="11"/>
   </w:num>
   <w:num w:numId="10">
-    <w:abstractNumId w:val="24"/>
+    <w:abstractNumId w:val="25"/>
   </w:num>
   <w:num w:numId="11">
-    <w:abstractNumId w:val="15"/>
+    <w:abstractNumId w:val="16"/>
   </w:num>
   <w:num w:numId="12">
     <w:abstractNumId w:val="1"/>
@@ -8222,7 +7452,7 @@
     <w:abstractNumId w:val="10"/>
   </w:num>
   <w:num w:numId="14">
-    <w:abstractNumId w:val="23"/>
+    <w:abstractNumId w:val="24"/>
   </w:num>
   <w:num w:numId="15">
     <w:abstractNumId w:val="3"/>
@@ -8234,28 +7464,31 @@
     <w:abstractNumId w:val="9"/>
   </w:num>
   <w:num w:numId="18">
-    <w:abstractNumId w:val="21"/>
+    <w:abstractNumId w:val="22"/>
   </w:num>
   <w:num w:numId="19">
+    <w:abstractNumId w:val="15"/>
+  </w:num>
+  <w:num w:numId="20">
     <w:abstractNumId w:val="14"/>
   </w:num>
-  <w:num w:numId="20">
+  <w:num w:numId="21">
     <w:abstractNumId w:val="13"/>
   </w:num>
-  <w:num w:numId="21">
-    <w:abstractNumId w:val="12"/>
-  </w:num>
   <w:num w:numId="22">
-    <w:abstractNumId w:val="22"/>
+    <w:abstractNumId w:val="23"/>
   </w:num>
   <w:num w:numId="23">
     <w:abstractNumId w:val="5"/>
   </w:num>
   <w:num w:numId="24">
-    <w:abstractNumId w:val="18"/>
+    <w:abstractNumId w:val="19"/>
   </w:num>
   <w:num w:numId="25">
-    <w:abstractNumId w:val="19"/>
+    <w:abstractNumId w:val="20"/>
+  </w:num>
+  <w:num w:numId="26">
+    <w:abstractNumId w:val="12"/>
   </w:num>
 </w:numbering>
 </file>
